--- a/Manual de Implementación de MacielZavala proyectofinal.docx
+++ b/Manual de Implementación de MacielZavala proyectofinal.docx
@@ -15,6 +15,12 @@
         <w:rPr>
           <w:lang w:val="es-ES"/>
         </w:rPr>
+        <w:t>aaaaa</w:t>
+      </w:r>
+      <w:r>
+        <w:rPr>
+          <w:lang w:val="es-ES"/>
+        </w:rPr>
         <w:t>Manual de Implementación</w:t>
       </w:r>
     </w:p>
@@ -123,7 +129,7 @@
           <w:noProof/>
           <w:lang w:val="es-ES"/>
         </w:rPr>
-        <w:t>30 de abril de 2026</w:t>
+        <w:t>6 de mayo de 2026</w:t>
       </w:r>
       <w:r>
         <w:rPr>
@@ -598,7 +604,258 @@
     </w:p>
     <w:p>
       <w:pPr>
-        <w:jc w:val="left"/>
+        <w:pStyle w:val="Ttulo2"/>
+      </w:pPr>
+      <w:r>
+        <w:lastRenderedPageBreak/>
+        <w:t xml:space="preserve">Registro de Productos </w:t>
+      </w:r>
+    </w:p>
+    <w:p>
+      <w:pPr>
+        <w:rPr>
+          <w:b/>
+          <w:bCs/>
+          <w:sz w:val="28"/>
+          <w:szCs w:val="28"/>
+        </w:rPr>
+      </w:pPr>
+      <w:r>
+        <w:rPr>
+          <w:sz w:val="28"/>
+          <w:szCs w:val="28"/>
+        </w:rPr>
+        <w:t xml:space="preserve">En este apartado se dan de alta los registros de los productos que usa el sistema para poder efectuar ventas, es necesario que exista un catalogo para poder elegir lo que se valla a adquirir por parte del cliente. Y si el sistema se cierra, los productos quedan guardados para usarse la próxima vez que se activen el mismo. Para esto, se necesita una </w:t>
+      </w:r>
+      <w:r>
+        <w:rPr>
+          <w:b/>
+          <w:bCs/>
+          <w:sz w:val="28"/>
+          <w:szCs w:val="28"/>
+        </w:rPr>
+        <w:t>BASE DE DATOS</w:t>
+      </w:r>
+    </w:p>
+    <w:p>
+      <w:pPr>
+        <w:rPr>
+          <w:b/>
+          <w:bCs/>
+          <w:sz w:val="28"/>
+          <w:szCs w:val="28"/>
+        </w:rPr>
+      </w:pPr>
+    </w:p>
+    <w:p>
+      <w:pPr>
+        <w:rPr>
+          <w:sz w:val="28"/>
+          <w:szCs w:val="28"/>
+        </w:rPr>
+      </w:pPr>
+      <w:r>
+        <w:rPr>
+          <w:sz w:val="28"/>
+          <w:szCs w:val="28"/>
+        </w:rPr>
+        <w:t>¿Que es una base de datos?</w:t>
+      </w:r>
+    </w:p>
+    <w:p>
+      <w:pPr>
+        <w:rPr>
+          <w:sz w:val="28"/>
+          <w:szCs w:val="28"/>
+        </w:rPr>
+      </w:pPr>
+      <w:r>
+        <w:rPr>
+          <w:sz w:val="28"/>
+          <w:szCs w:val="28"/>
+        </w:rPr>
+        <w:t>Es un conjunto de datos que están estructurados en forma correcta y secuencial. Contiene información que suan los sistemas de información para su correcto uso. Estos datos pueden ser tipo texto, numéricos, objetos, enlaces, y cualquier tipo de dato almacenable.</w:t>
+      </w:r>
+    </w:p>
+    <w:p>
+      <w:pPr>
+        <w:rPr>
+          <w:sz w:val="28"/>
+          <w:szCs w:val="28"/>
+        </w:rPr>
+      </w:pPr>
+    </w:p>
+    <w:p>
+      <w:pPr>
+        <w:rPr>
+          <w:sz w:val="28"/>
+          <w:szCs w:val="28"/>
+        </w:rPr>
+      </w:pPr>
+    </w:p>
+    <w:p>
+      <w:pPr>
+        <w:rPr>
+          <w:sz w:val="28"/>
+          <w:szCs w:val="28"/>
+        </w:rPr>
+      </w:pPr>
+      <w:r>
+        <w:rPr>
+          <w:sz w:val="28"/>
+          <w:szCs w:val="28"/>
+        </w:rPr>
+        <w:t xml:space="preserve">Una base de datos se conforma de tablas, </w:t>
+      </w:r>
+      <w:r>
+        <w:rPr>
+          <w:sz w:val="28"/>
+          <w:szCs w:val="28"/>
+        </w:rPr>
+        <w:t>cada tabla</w:t>
+      </w:r>
+      <w:r>
+        <w:rPr>
+          <w:sz w:val="28"/>
+          <w:szCs w:val="28"/>
+        </w:rPr>
+        <w:t xml:space="preserve"> tiene registros y los registros se conforma de campos. A continuación, se describe cada elemento:</w:t>
+      </w:r>
+    </w:p>
+    <w:p>
+      <w:pPr>
+        <w:rPr>
+          <w:sz w:val="28"/>
+          <w:szCs w:val="28"/>
+        </w:rPr>
+      </w:pPr>
+    </w:p>
+    <w:p>
+      <w:pPr>
+        <w:pStyle w:val="Prrafodelista"/>
+        <w:numPr>
+          <w:ilvl w:val="0"/>
+          <w:numId w:val="1"/>
+        </w:numPr>
+        <w:rPr>
+          <w:sz w:val="28"/>
+          <w:szCs w:val="28"/>
+        </w:rPr>
+      </w:pPr>
+      <w:r>
+        <w:rPr>
+          <w:b/>
+          <w:bCs/>
+          <w:sz w:val="28"/>
+          <w:szCs w:val="28"/>
+        </w:rPr>
+        <w:t>Tabla:</w:t>
+      </w:r>
+      <w:r>
+        <w:rPr>
+          <w:sz w:val="28"/>
+          <w:szCs w:val="28"/>
+        </w:rPr>
+        <w:t xml:space="preserve"> Son los contenedores de información. Son únicos y guardan los datos de un mismo tipo, por ejemplo: Productos, Clientes, Alumnos, Calificaciones, Ventas, Proveedores.</w:t>
+      </w:r>
+    </w:p>
+    <w:p>
+      <w:pPr>
+        <w:pStyle w:val="Prrafodelista"/>
+        <w:numPr>
+          <w:ilvl w:val="0"/>
+          <w:numId w:val="1"/>
+        </w:numPr>
+        <w:rPr>
+          <w:sz w:val="28"/>
+          <w:szCs w:val="28"/>
+        </w:rPr>
+      </w:pPr>
+      <w:r>
+        <w:rPr>
+          <w:b/>
+          <w:bCs/>
+          <w:sz w:val="28"/>
+          <w:szCs w:val="28"/>
+        </w:rPr>
+        <w:t>Registro:</w:t>
+      </w:r>
+      <w:r>
+        <w:rPr>
+          <w:sz w:val="28"/>
+          <w:szCs w:val="28"/>
+        </w:rPr>
+        <w:t xml:space="preserve"> Es un conjunto de datos o campos correspondientes a un tipo de información.</w:t>
+      </w:r>
+    </w:p>
+    <w:p>
+      <w:pPr>
+        <w:pStyle w:val="Prrafodelista"/>
+        <w:rPr>
+          <w:sz w:val="28"/>
+          <w:szCs w:val="28"/>
+        </w:rPr>
+      </w:pPr>
+      <w:r>
+        <w:rPr>
+          <w:sz w:val="28"/>
+          <w:szCs w:val="28"/>
+        </w:rPr>
+        <w:t>Ejemplo: en una tabla de alumnos, un registro seria: Clave del Alumno, Nombre, Carrera, Grado, Grupo, Edad.</w:t>
+      </w:r>
+    </w:p>
+    <w:p>
+      <w:pPr>
+        <w:pStyle w:val="Prrafodelista"/>
+        <w:numPr>
+          <w:ilvl w:val="0"/>
+          <w:numId w:val="1"/>
+        </w:numPr>
+        <w:rPr>
+          <w:b/>
+          <w:bCs/>
+          <w:sz w:val="28"/>
+          <w:szCs w:val="28"/>
+        </w:rPr>
+      </w:pPr>
+      <w:r>
+        <w:rPr>
+          <w:b/>
+          <w:bCs/>
+          <w:sz w:val="28"/>
+          <w:szCs w:val="28"/>
+        </w:rPr>
+        <w:t>Campo:</w:t>
+      </w:r>
+      <w:r>
+        <w:rPr>
+          <w:b/>
+          <w:bCs/>
+          <w:sz w:val="28"/>
+          <w:szCs w:val="28"/>
+        </w:rPr>
+        <w:t xml:space="preserve"> </w:t>
+      </w:r>
+      <w:r>
+        <w:rPr>
+          <w:sz w:val="28"/>
+          <w:szCs w:val="28"/>
+        </w:rPr>
+        <w:t>Es un dato único que por si mismo no da mucha información. Necesita de otros datos para saber que información es. Ejemplos: Nombre, Edad, Precio, Observaciones.</w:t>
+      </w:r>
+    </w:p>
+    <w:p>
+      <w:pPr>
+        <w:pStyle w:val="Prrafodelista"/>
+        <w:rPr>
+          <w:sz w:val="28"/>
+          <w:szCs w:val="28"/>
+        </w:rPr>
+      </w:pPr>
+    </w:p>
+    <w:p>
+      <w:pPr>
+        <w:pStyle w:val="Prrafodelista"/>
         <w:rPr>
           <w:sz w:val="28"/>
           <w:szCs w:val="28"/>
@@ -1278,15 +1535,6 @@
   </w:abstractNum>
   <w:num w:numId="1" w16cid:durableId="1574966141">
     <w:abstractNumId w:val="0"/>
-    <w:lvlOverride w:ilvl="0"/>
-    <w:lvlOverride w:ilvl="1"/>
-    <w:lvlOverride w:ilvl="2"/>
-    <w:lvlOverride w:ilvl="3"/>
-    <w:lvlOverride w:ilvl="4"/>
-    <w:lvlOverride w:ilvl="5"/>
-    <w:lvlOverride w:ilvl="6"/>
-    <w:lvlOverride w:ilvl="7"/>
-    <w:lvlOverride w:ilvl="8"/>
   </w:num>
 </w:numbering>
 </file>
@@ -1897,6 +2145,7 @@
   <w:style w:type="character" w:default="1" w:styleId="Fuentedeprrafopredeter">
     <w:name w:val="Default Paragraph Font"/>
     <w:uiPriority w:val="1"/>
+    <w:semiHidden/>
     <w:unhideWhenUsed/>
   </w:style>
   <w:style w:type="table" w:default="1" w:styleId="Tablanormal">
@@ -2482,9 +2731,11 @@
     <w:rsid w:val="002416D7"/>
     <w:rsid w:val="004C0805"/>
     <w:rsid w:val="00647FCD"/>
+    <w:rsid w:val="00697502"/>
     <w:rsid w:val="0079489E"/>
     <w:rsid w:val="00A22991"/>
     <w:rsid w:val="00B939EB"/>
+    <w:rsid w:val="00BC45AF"/>
     <w:rsid w:val="00D42971"/>
     <w:rsid w:val="00FD6006"/>
   </w:rsids>

--- a/Manual de Implementación de MacielZavala proyectofinal.docx
+++ b/Manual de Implementación de MacielZavala proyectofinal.docx
@@ -1,6 +1,6 @@
 
 <file path=word/document.xml><?xml version="1.0" encoding="utf-8"?>
-<w:document xmlns:wpc="http://schemas.microsoft.com/office/word/2010/wordprocessingCanvas" xmlns:cx="http://schemas.microsoft.com/office/drawing/2014/chartex" xmlns:cx1="http://schemas.microsoft.com/office/drawing/2015/9/8/chartex" xmlns:cx2="http://schemas.microsoft.com/office/drawing/2015/10/21/chartex" xmlns:cx3="http://schemas.microsoft.com/office/drawing/2016/5/9/chartex" xmlns:cx4="http://schemas.microsoft.com/office/drawing/2016/5/10/chartex" xmlns:cx5="http://schemas.microsoft.com/office/drawing/2016/5/11/chartex" xmlns:cx6="http://schemas.microsoft.com/office/drawing/2016/5/12/chartex" xmlns:cx7="http://schemas.microsoft.com/office/drawing/2016/5/13/chartex" xmlns:cx8="http://schemas.microsoft.com/office/drawing/2016/5/14/chartex" xmlns:mc="http://schemas.openxmlformats.org/markup-compatibility/2006" xmlns:aink="http://schemas.microsoft.com/office/drawing/2016/ink" xmlns:am3d="http://schemas.microsoft.com/office/drawing/2017/model3d" xmlns:o="urn:schemas-microsoft-com:office:office" xmlns:r="http://schemas.openxmlformats.org/officeDocument/2006/relationships" xmlns:m="http://schemas.openxmlformats.org/officeDocument/2006/math" xmlns:v="urn:schemas-microsoft-com:vml" xmlns:wp14="http://schemas.microsoft.com/office/word/2010/wordprocessingDrawing" xmlns:wp="http://schemas.openxmlformats.org/drawingml/2006/wordprocessingDrawing" xmlns:w10="urn:schemas-microsoft-com:office:word" xmlns:w="http://schemas.openxmlformats.org/wordprocessingml/2006/main" xmlns:w14="http://schemas.microsoft.com/office/word/2010/wordml" xmlns:w15="http://schemas.microsoft.com/office/word/2012/wordml" xmlns:w16cex="http://schemas.microsoft.com/office/word/2018/wordml/cex" xmlns:w16cid="http://schemas.microsoft.com/office/word/2016/wordml/cid" xmlns:w16="http://schemas.microsoft.com/office/word/2018/wordml" xmlns:w16sdtdh="http://schemas.microsoft.com/office/word/2020/wordml/sdtdatahash" xmlns:w16se="http://schemas.microsoft.com/office/word/2015/wordml/symex" xmlns:wpg="http://schemas.microsoft.com/office/word/2010/wordprocessingGroup" xmlns:wpi="http://schemas.microsoft.com/office/word/2010/wordprocessingInk" xmlns:wne="http://schemas.microsoft.com/office/word/2006/wordml" xmlns:wps="http://schemas.microsoft.com/office/word/2010/wordprocessingShape" mc:Ignorable="w14 w15 w16se w16cid w16 w16cex w16sdtdh wp14">
+<w:document xmlns:wpc="http://schemas.microsoft.com/office/word/2010/wordprocessingCanvas" xmlns:cx="http://schemas.microsoft.com/office/drawing/2014/chartex" xmlns:cx1="http://schemas.microsoft.com/office/drawing/2015/9/8/chartex" xmlns:cx2="http://schemas.microsoft.com/office/drawing/2015/10/21/chartex" xmlns:cx3="http://schemas.microsoft.com/office/drawing/2016/5/9/chartex" xmlns:cx4="http://schemas.microsoft.com/office/drawing/2016/5/10/chartex" xmlns:cx5="http://schemas.microsoft.com/office/drawing/2016/5/11/chartex" xmlns:cx6="http://schemas.microsoft.com/office/drawing/2016/5/12/chartex" xmlns:cx7="http://schemas.microsoft.com/office/drawing/2016/5/13/chartex" xmlns:cx8="http://schemas.microsoft.com/office/drawing/2016/5/14/chartex" xmlns:mc="http://schemas.openxmlformats.org/markup-compatibility/2006" xmlns:aink="http://schemas.microsoft.com/office/drawing/2016/ink" xmlns:am3d="http://schemas.microsoft.com/office/drawing/2017/model3d" xmlns:o="urn:schemas-microsoft-com:office:office" xmlns:oel="http://schemas.microsoft.com/office/2019/extlst" xmlns:r="http://schemas.openxmlformats.org/officeDocument/2006/relationships" xmlns:m="http://schemas.openxmlformats.org/officeDocument/2006/math" xmlns:v="urn:schemas-microsoft-com:vml" xmlns:wp14="http://schemas.microsoft.com/office/word/2010/wordprocessingDrawing" xmlns:wp="http://schemas.openxmlformats.org/drawingml/2006/wordprocessingDrawing" xmlns:w10="urn:schemas-microsoft-com:office:word" xmlns:w="http://schemas.openxmlformats.org/wordprocessingml/2006/main" xmlns:w14="http://schemas.microsoft.com/office/word/2010/wordml" xmlns:w15="http://schemas.microsoft.com/office/word/2012/wordml" xmlns:w16cex="http://schemas.microsoft.com/office/word/2018/wordml/cex" xmlns:w16cid="http://schemas.microsoft.com/office/word/2016/wordml/cid" xmlns:w16="http://schemas.microsoft.com/office/word/2018/wordml" xmlns:w16du="http://schemas.microsoft.com/office/word/2023/wordml/word16du" xmlns:w16sdtdh="http://schemas.microsoft.com/office/word/2020/wordml/sdtdatahash" xmlns:w16sdtfl="http://schemas.microsoft.com/office/word/2024/wordml/sdtformatlock" xmlns:w16se="http://schemas.microsoft.com/office/word/2015/wordml/symex" xmlns:wpg="http://schemas.microsoft.com/office/word/2010/wordprocessingGroup" xmlns:wpi="http://schemas.microsoft.com/office/word/2010/wordprocessingInk" xmlns:wne="http://schemas.microsoft.com/office/word/2006/wordml" xmlns:wps="http://schemas.microsoft.com/office/word/2010/wordprocessingShape" mc:Ignorable="w14 w15 w16se w16cid w16 w16cex w16sdtdh w16sdtfl w16du wp14">
   <w:body>
     <w:p>
       <w:pPr>
@@ -123,7 +123,7 @@
           <w:noProof/>
           <w:lang w:val="es-ES"/>
         </w:rPr>
-        <w:t>7 de mayo de 2026</w:t>
+        <w:t>12 de mayo de 2026</w:t>
       </w:r>
       <w:r>
         <w:rPr>
@@ -879,7 +879,7 @@
       </w:r>
       <w:r>
         <w:rPr>
-          <w:rStyle w:val="Textoennegrita"/>
+          <w:rStyle w:val="Fuerte"/>
           <w:rFonts w:eastAsiaTheme="majorEastAsia"/>
         </w:rPr>
         <w:t>Registro de Productos</w:t>
@@ -897,7 +897,7 @@
       </w:r>
       <w:r>
         <w:rPr>
-          <w:rStyle w:val="Textoennegrita"/>
+          <w:rStyle w:val="Fuerte"/>
           <w:rFonts w:eastAsiaTheme="majorEastAsia"/>
         </w:rPr>
         <w:t>“Registro de Productos”</w:t>
@@ -917,7 +917,7 @@
       </w:pPr>
       <w:r>
         <w:rPr>
-          <w:rStyle w:val="Textoennegrita"/>
+          <w:rStyle w:val="Fuerte"/>
         </w:rPr>
         <w:t>ID del Producto:</w:t>
       </w:r>
@@ -936,7 +936,7 @@
       </w:pPr>
       <w:r>
         <w:rPr>
-          <w:rStyle w:val="Textoennegrita"/>
+          <w:rStyle w:val="Fuerte"/>
         </w:rPr>
         <w:t>Descripción:</w:t>
       </w:r>
@@ -955,7 +955,7 @@
       </w:pPr>
       <w:r>
         <w:rPr>
-          <w:rStyle w:val="Textoennegrita"/>
+          <w:rStyle w:val="Fuerte"/>
         </w:rPr>
         <w:t>Precio:</w:t>
       </w:r>
@@ -974,7 +974,7 @@
       </w:pPr>
       <w:r>
         <w:rPr>
-          <w:rStyle w:val="Textoennegrita"/>
+          <w:rStyle w:val="Fuerte"/>
         </w:rPr>
         <w:t>Categoría:</w:t>
       </w:r>
@@ -991,7 +991,7 @@
       </w:r>
       <w:r>
         <w:rPr>
-          <w:rStyle w:val="Textoennegrita"/>
+          <w:rStyle w:val="Fuerte"/>
           <w:rFonts w:eastAsiaTheme="majorEastAsia"/>
         </w:rPr>
         <w:t>“Guardar Producto”</w:t>
@@ -1018,7 +1018,6 @@
     </w:p>
     <w:p>
       <w:pPr>
-        <w:pStyle w:val="Prrafodelista"/>
         <w:rPr>
           <w:sz w:val="28"/>
           <w:szCs w:val="28"/>
@@ -1087,6 +1086,184 @@
         </w:drawing>
       </w:r>
     </w:p>
+    <w:p>
+      <w:pPr>
+        <w:rPr>
+          <w:sz w:val="28"/>
+          <w:szCs w:val="28"/>
+        </w:rPr>
+      </w:pPr>
+    </w:p>
+    <w:p>
+      <w:pPr>
+        <w:rPr>
+          <w:sz w:val="28"/>
+          <w:szCs w:val="28"/>
+        </w:rPr>
+      </w:pPr>
+    </w:p>
+    <w:p>
+      <w:pPr>
+        <w:rPr>
+          <w:sz w:val="28"/>
+          <w:szCs w:val="28"/>
+        </w:rPr>
+      </w:pPr>
+    </w:p>
+    <w:p>
+      <w:pPr>
+        <w:rPr>
+          <w:sz w:val="28"/>
+          <w:szCs w:val="28"/>
+        </w:rPr>
+      </w:pPr>
+    </w:p>
+    <w:p>
+      <w:pPr>
+        <w:rPr>
+          <w:sz w:val="28"/>
+          <w:szCs w:val="28"/>
+        </w:rPr>
+      </w:pPr>
+    </w:p>
+    <w:p>
+      <w:pPr>
+        <w:rPr>
+          <w:sz w:val="28"/>
+          <w:szCs w:val="28"/>
+        </w:rPr>
+      </w:pPr>
+    </w:p>
+    <w:p>
+      <w:pPr>
+        <w:rPr>
+          <w:sz w:val="28"/>
+          <w:szCs w:val="28"/>
+        </w:rPr>
+      </w:pPr>
+      <w:r>
+        <w:rPr>
+          <w:sz w:val="28"/>
+          <w:szCs w:val="28"/>
+        </w:rPr>
+        <w:br w:type="page"/>
+      </w:r>
+    </w:p>
+    <w:p>
+      <w:pPr>
+        <w:pStyle w:val="Ttulo2"/>
+        <w:rPr>
+          <w:b w:val="0"/>
+          <w:bCs w:val="0"/>
+        </w:rPr>
+      </w:pPr>
+      <w:r>
+        <w:rPr>
+          <w:b w:val="0"/>
+          <w:bCs w:val="0"/>
+        </w:rPr>
+        <w:lastRenderedPageBreak/>
+        <w:t>Registro de ventas</w:t>
+      </w:r>
+      <w:r>
+        <w:rPr>
+          <w:b w:val="0"/>
+          <w:bCs w:val="0"/>
+        </w:rPr>
+        <w:t xml:space="preserve"> </w:t>
+      </w:r>
+    </w:p>
+    <w:p>
+      <w:r>
+        <w:t xml:space="preserve"> </w:t>
+      </w:r>
+      <w:r>
+        <w:t>Para llevar el registro de los productos que se venden, se tiene que crear otro contenedor de información (Tablas), llamado ventas.txt. Con la información almacenada de los productos se va a registrar las ventas que se hagan de los mismos, y se guarda el producto, la cantidad, la fecha y el monto de la venta.</w:t>
+      </w:r>
+    </w:p>
+    <w:p>
+      <w:r>
+        <w:t>Cuando un sistema maneja diferentes tipos de datos, se usan tablas para almacenar cada fuente de datos. Estas tablas deben mantener una relación entre ellas para que el software funcione adecuadamente. En este tema se ven los tipos de relaciones entre tablas de una base de datos.</w:t>
+      </w:r>
+    </w:p>
+    <w:p/>
+    <w:p>
+      <w:r>
+        <w:t>Definiciones</w:t>
+      </w:r>
+    </w:p>
+    <w:p>
+      <w:r>
+        <w:rPr>
+          <w:b/>
+          <w:bCs/>
+        </w:rPr>
+        <w:t>Relación en Base de Datos</w:t>
+      </w:r>
+      <w:r>
+        <w:t>: Una relación entre tablas es la forma en como están enlazados los datos entre dos o más tablas</w:t>
+      </w:r>
+    </w:p>
+    <w:p>
+      <w:pPr>
+        <w:numPr>
+          <w:ilvl w:val="0"/>
+          <w:numId w:val="3"/>
+        </w:numPr>
+      </w:pPr>
+      <w:r>
+        <w:rPr>
+          <w:b/>
+          <w:bCs/>
+        </w:rPr>
+        <w:t>Relación 1 a Varios</w:t>
+      </w:r>
+      <w:r>
+        <w:t>: Es cuando en una tabla solo puede existir un registro, y en las otras muchas instancias del mismo.</w:t>
+      </w:r>
+    </w:p>
+    <w:p>
+      <w:pPr>
+        <w:numPr>
+          <w:ilvl w:val="0"/>
+          <w:numId w:val="3"/>
+        </w:numPr>
+      </w:pPr>
+      <w:r>
+        <w:rPr>
+          <w:b/>
+          <w:bCs/>
+        </w:rPr>
+        <w:t>Relación 1 a 1</w:t>
+      </w:r>
+      <w:r>
+        <w:t>: Es cuando en ambas tablas solo hay un registro.</w:t>
+      </w:r>
+    </w:p>
+    <w:p>
+      <w:pPr>
+        <w:numPr>
+          <w:ilvl w:val="0"/>
+          <w:numId w:val="3"/>
+        </w:numPr>
+      </w:pPr>
+      <w:r>
+        <w:rPr>
+          <w:b/>
+          <w:bCs/>
+        </w:rPr>
+        <w:t>Relación Varios a Varios</w:t>
+      </w:r>
+      <w:r>
+        <w:t>: Es cuando en ambas tablas hay muchas instancias de registros.</w:t>
+      </w:r>
+    </w:p>
+    <w:p>
+      <w:r>
+        <w:t>Este software maneja la relación 1 a varios.</w:t>
+      </w:r>
+    </w:p>
+    <w:p/>
     <w:sectPr>
       <w:headerReference w:type="even" r:id="rId11"/>
       <w:headerReference w:type="default" r:id="rId12"/>
@@ -1104,7 +1281,7 @@
 </file>
 
 <file path=word/endnotes.xml><?xml version="1.0" encoding="utf-8"?>
-<w:endnotes xmlns:wpc="http://schemas.microsoft.com/office/word/2010/wordprocessingCanvas" xmlns:cx="http://schemas.microsoft.com/office/drawing/2014/chartex" xmlns:cx1="http://schemas.microsoft.com/office/drawing/2015/9/8/chartex" xmlns:cx2="http://schemas.microsoft.com/office/drawing/2015/10/21/chartex" xmlns:cx3="http://schemas.microsoft.com/office/drawing/2016/5/9/chartex" xmlns:cx4="http://schemas.microsoft.com/office/drawing/2016/5/10/chartex" xmlns:cx5="http://schemas.microsoft.com/office/drawing/2016/5/11/chartex" xmlns:cx6="http://schemas.microsoft.com/office/drawing/2016/5/12/chartex" xmlns:cx7="http://schemas.microsoft.com/office/drawing/2016/5/13/chartex" xmlns:cx8="http://schemas.microsoft.com/office/drawing/2016/5/14/chartex" xmlns:mc="http://schemas.openxmlformats.org/markup-compatibility/2006" xmlns:aink="http://schemas.microsoft.com/office/drawing/2016/ink" xmlns:am3d="http://schemas.microsoft.com/office/drawing/2017/model3d" xmlns:o="urn:schemas-microsoft-com:office:office" xmlns:r="http://schemas.openxmlformats.org/officeDocument/2006/relationships" xmlns:m="http://schemas.openxmlformats.org/officeDocument/2006/math" xmlns:v="urn:schemas-microsoft-com:vml" xmlns:wp14="http://schemas.microsoft.com/office/word/2010/wordprocessingDrawing" xmlns:wp="http://schemas.openxmlformats.org/drawingml/2006/wordprocessingDrawing" xmlns:w10="urn:schemas-microsoft-com:office:word" xmlns:w="http://schemas.openxmlformats.org/wordprocessingml/2006/main" xmlns:w14="http://schemas.microsoft.com/office/word/2010/wordml" xmlns:w15="http://schemas.microsoft.com/office/word/2012/wordml" xmlns:w16cex="http://schemas.microsoft.com/office/word/2018/wordml/cex" xmlns:w16cid="http://schemas.microsoft.com/office/word/2016/wordml/cid" xmlns:w16="http://schemas.microsoft.com/office/word/2018/wordml" xmlns:w16sdtdh="http://schemas.microsoft.com/office/word/2020/wordml/sdtdatahash" xmlns:w16se="http://schemas.microsoft.com/office/word/2015/wordml/symex" xmlns:wpg="http://schemas.microsoft.com/office/word/2010/wordprocessingGroup" xmlns:wpi="http://schemas.microsoft.com/office/word/2010/wordprocessingInk" xmlns:wne="http://schemas.microsoft.com/office/word/2006/wordml" xmlns:wps="http://schemas.microsoft.com/office/word/2010/wordprocessingShape" mc:Ignorable="w14 w15 w16se w16cid w16 w16cex w16sdtdh wp14">
+<w:endnotes xmlns:wpc="http://schemas.microsoft.com/office/word/2010/wordprocessingCanvas" xmlns:cx="http://schemas.microsoft.com/office/drawing/2014/chartex" xmlns:cx1="http://schemas.microsoft.com/office/drawing/2015/9/8/chartex" xmlns:cx2="http://schemas.microsoft.com/office/drawing/2015/10/21/chartex" xmlns:cx3="http://schemas.microsoft.com/office/drawing/2016/5/9/chartex" xmlns:cx4="http://schemas.microsoft.com/office/drawing/2016/5/10/chartex" xmlns:cx5="http://schemas.microsoft.com/office/drawing/2016/5/11/chartex" xmlns:cx6="http://schemas.microsoft.com/office/drawing/2016/5/12/chartex" xmlns:cx7="http://schemas.microsoft.com/office/drawing/2016/5/13/chartex" xmlns:cx8="http://schemas.microsoft.com/office/drawing/2016/5/14/chartex" xmlns:mc="http://schemas.openxmlformats.org/markup-compatibility/2006" xmlns:aink="http://schemas.microsoft.com/office/drawing/2016/ink" xmlns:am3d="http://schemas.microsoft.com/office/drawing/2017/model3d" xmlns:o="urn:schemas-microsoft-com:office:office" xmlns:oel="http://schemas.microsoft.com/office/2019/extlst" xmlns:r="http://schemas.openxmlformats.org/officeDocument/2006/relationships" xmlns:m="http://schemas.openxmlformats.org/officeDocument/2006/math" xmlns:v="urn:schemas-microsoft-com:vml" xmlns:wp14="http://schemas.microsoft.com/office/word/2010/wordprocessingDrawing" xmlns:wp="http://schemas.openxmlformats.org/drawingml/2006/wordprocessingDrawing" xmlns:w10="urn:schemas-microsoft-com:office:word" xmlns:w="http://schemas.openxmlformats.org/wordprocessingml/2006/main" xmlns:w14="http://schemas.microsoft.com/office/word/2010/wordml" xmlns:w15="http://schemas.microsoft.com/office/word/2012/wordml" xmlns:w16cex="http://schemas.microsoft.com/office/word/2018/wordml/cex" xmlns:w16cid="http://schemas.microsoft.com/office/word/2016/wordml/cid" xmlns:w16="http://schemas.microsoft.com/office/word/2018/wordml" xmlns:w16du="http://schemas.microsoft.com/office/word/2023/wordml/word16du" xmlns:w16sdtdh="http://schemas.microsoft.com/office/word/2020/wordml/sdtdatahash" xmlns:w16sdtfl="http://schemas.microsoft.com/office/word/2024/wordml/sdtformatlock" xmlns:w16se="http://schemas.microsoft.com/office/word/2015/wordml/symex" xmlns:wpg="http://schemas.microsoft.com/office/word/2010/wordprocessingGroup" xmlns:wpi="http://schemas.microsoft.com/office/word/2010/wordprocessingInk" xmlns:wne="http://schemas.microsoft.com/office/word/2006/wordml" xmlns:wps="http://schemas.microsoft.com/office/word/2010/wordprocessingShape" mc:Ignorable="w14 w15 w16se w16cid w16 w16cex w16sdtdh w16sdtfl w16du wp14">
   <w:endnote w:type="separator" w:id="-1">
     <w:p>
       <w:pPr>
@@ -1129,7 +1306,7 @@
 </file>
 
 <file path=word/footer1.xml><?xml version="1.0" encoding="utf-8"?>
-<w:ftr xmlns:wpc="http://schemas.microsoft.com/office/word/2010/wordprocessingCanvas" xmlns:cx="http://schemas.microsoft.com/office/drawing/2014/chartex" xmlns:cx1="http://schemas.microsoft.com/office/drawing/2015/9/8/chartex" xmlns:cx2="http://schemas.microsoft.com/office/drawing/2015/10/21/chartex" xmlns:cx3="http://schemas.microsoft.com/office/drawing/2016/5/9/chartex" xmlns:cx4="http://schemas.microsoft.com/office/drawing/2016/5/10/chartex" xmlns:cx5="http://schemas.microsoft.com/office/drawing/2016/5/11/chartex" xmlns:cx6="http://schemas.microsoft.com/office/drawing/2016/5/12/chartex" xmlns:cx7="http://schemas.microsoft.com/office/drawing/2016/5/13/chartex" xmlns:cx8="http://schemas.microsoft.com/office/drawing/2016/5/14/chartex" xmlns:mc="http://schemas.openxmlformats.org/markup-compatibility/2006" xmlns:aink="http://schemas.microsoft.com/office/drawing/2016/ink" xmlns:am3d="http://schemas.microsoft.com/office/drawing/2017/model3d" xmlns:o="urn:schemas-microsoft-com:office:office" xmlns:r="http://schemas.openxmlformats.org/officeDocument/2006/relationships" xmlns:m="http://schemas.openxmlformats.org/officeDocument/2006/math" xmlns:v="urn:schemas-microsoft-com:vml" xmlns:wp14="http://schemas.microsoft.com/office/word/2010/wordprocessingDrawing" xmlns:wp="http://schemas.openxmlformats.org/drawingml/2006/wordprocessingDrawing" xmlns:w10="urn:schemas-microsoft-com:office:word" xmlns:w="http://schemas.openxmlformats.org/wordprocessingml/2006/main" xmlns:w14="http://schemas.microsoft.com/office/word/2010/wordml" xmlns:w15="http://schemas.microsoft.com/office/word/2012/wordml" xmlns:w16cex="http://schemas.microsoft.com/office/word/2018/wordml/cex" xmlns:w16cid="http://schemas.microsoft.com/office/word/2016/wordml/cid" xmlns:w16="http://schemas.microsoft.com/office/word/2018/wordml" xmlns:w16sdtdh="http://schemas.microsoft.com/office/word/2020/wordml/sdtdatahash" xmlns:w16se="http://schemas.microsoft.com/office/word/2015/wordml/symex" xmlns:wpg="http://schemas.microsoft.com/office/word/2010/wordprocessingGroup" xmlns:wpi="http://schemas.microsoft.com/office/word/2010/wordprocessingInk" xmlns:wne="http://schemas.microsoft.com/office/word/2006/wordml" xmlns:wps="http://schemas.microsoft.com/office/word/2010/wordprocessingShape" mc:Ignorable="w14 w15 w16se w16cid w16 w16cex w16sdtdh wp14">
+<w:ftr xmlns:wpc="http://schemas.microsoft.com/office/word/2010/wordprocessingCanvas" xmlns:cx="http://schemas.microsoft.com/office/drawing/2014/chartex" xmlns:cx1="http://schemas.microsoft.com/office/drawing/2015/9/8/chartex" xmlns:cx2="http://schemas.microsoft.com/office/drawing/2015/10/21/chartex" xmlns:cx3="http://schemas.microsoft.com/office/drawing/2016/5/9/chartex" xmlns:cx4="http://schemas.microsoft.com/office/drawing/2016/5/10/chartex" xmlns:cx5="http://schemas.microsoft.com/office/drawing/2016/5/11/chartex" xmlns:cx6="http://schemas.microsoft.com/office/drawing/2016/5/12/chartex" xmlns:cx7="http://schemas.microsoft.com/office/drawing/2016/5/13/chartex" xmlns:cx8="http://schemas.microsoft.com/office/drawing/2016/5/14/chartex" xmlns:mc="http://schemas.openxmlformats.org/markup-compatibility/2006" xmlns:aink="http://schemas.microsoft.com/office/drawing/2016/ink" xmlns:am3d="http://schemas.microsoft.com/office/drawing/2017/model3d" xmlns:o="urn:schemas-microsoft-com:office:office" xmlns:oel="http://schemas.microsoft.com/office/2019/extlst" xmlns:r="http://schemas.openxmlformats.org/officeDocument/2006/relationships" xmlns:m="http://schemas.openxmlformats.org/officeDocument/2006/math" xmlns:v="urn:schemas-microsoft-com:vml" xmlns:wp14="http://schemas.microsoft.com/office/word/2010/wordprocessingDrawing" xmlns:wp="http://schemas.openxmlformats.org/drawingml/2006/wordprocessingDrawing" xmlns:w10="urn:schemas-microsoft-com:office:word" xmlns:w="http://schemas.openxmlformats.org/wordprocessingml/2006/main" xmlns:w14="http://schemas.microsoft.com/office/word/2010/wordml" xmlns:w15="http://schemas.microsoft.com/office/word/2012/wordml" xmlns:w16cex="http://schemas.microsoft.com/office/word/2018/wordml/cex" xmlns:w16cid="http://schemas.microsoft.com/office/word/2016/wordml/cid" xmlns:w16="http://schemas.microsoft.com/office/word/2018/wordml" xmlns:w16du="http://schemas.microsoft.com/office/word/2023/wordml/word16du" xmlns:w16sdtdh="http://schemas.microsoft.com/office/word/2020/wordml/sdtdatahash" xmlns:w16sdtfl="http://schemas.microsoft.com/office/word/2024/wordml/sdtformatlock" xmlns:w16se="http://schemas.microsoft.com/office/word/2015/wordml/symex" xmlns:wpg="http://schemas.microsoft.com/office/word/2010/wordprocessingGroup" xmlns:wpi="http://schemas.microsoft.com/office/word/2010/wordprocessingInk" xmlns:wne="http://schemas.microsoft.com/office/word/2006/wordml" xmlns:wps="http://schemas.microsoft.com/office/word/2010/wordprocessingShape" mc:Ignorable="w14 w15 w16se w16cid w16 w16cex w16sdtdh w16sdtfl w16du wp14">
   <w:p>
     <w:pPr>
       <w:pStyle w:val="Piedepgina"/>
@@ -1139,7 +1316,7 @@
 </file>
 
 <file path=word/footer2.xml><?xml version="1.0" encoding="utf-8"?>
-<w:ftr xmlns:wpc="http://schemas.microsoft.com/office/word/2010/wordprocessingCanvas" xmlns:cx="http://schemas.microsoft.com/office/drawing/2014/chartex" xmlns:cx1="http://schemas.microsoft.com/office/drawing/2015/9/8/chartex" xmlns:cx2="http://schemas.microsoft.com/office/drawing/2015/10/21/chartex" xmlns:cx3="http://schemas.microsoft.com/office/drawing/2016/5/9/chartex" xmlns:cx4="http://schemas.microsoft.com/office/drawing/2016/5/10/chartex" xmlns:cx5="http://schemas.microsoft.com/office/drawing/2016/5/11/chartex" xmlns:cx6="http://schemas.microsoft.com/office/drawing/2016/5/12/chartex" xmlns:cx7="http://schemas.microsoft.com/office/drawing/2016/5/13/chartex" xmlns:cx8="http://schemas.microsoft.com/office/drawing/2016/5/14/chartex" xmlns:mc="http://schemas.openxmlformats.org/markup-compatibility/2006" xmlns:aink="http://schemas.microsoft.com/office/drawing/2016/ink" xmlns:am3d="http://schemas.microsoft.com/office/drawing/2017/model3d" xmlns:o="urn:schemas-microsoft-com:office:office" xmlns:r="http://schemas.openxmlformats.org/officeDocument/2006/relationships" xmlns:m="http://schemas.openxmlformats.org/officeDocument/2006/math" xmlns:v="urn:schemas-microsoft-com:vml" xmlns:wp14="http://schemas.microsoft.com/office/word/2010/wordprocessingDrawing" xmlns:wp="http://schemas.openxmlformats.org/drawingml/2006/wordprocessingDrawing" xmlns:w10="urn:schemas-microsoft-com:office:word" xmlns:w="http://schemas.openxmlformats.org/wordprocessingml/2006/main" xmlns:w14="http://schemas.microsoft.com/office/word/2010/wordml" xmlns:w15="http://schemas.microsoft.com/office/word/2012/wordml" xmlns:w16cex="http://schemas.microsoft.com/office/word/2018/wordml/cex" xmlns:w16cid="http://schemas.microsoft.com/office/word/2016/wordml/cid" xmlns:w16="http://schemas.microsoft.com/office/word/2018/wordml" xmlns:w16sdtdh="http://schemas.microsoft.com/office/word/2020/wordml/sdtdatahash" xmlns:w16se="http://schemas.microsoft.com/office/word/2015/wordml/symex" xmlns:wpg="http://schemas.microsoft.com/office/word/2010/wordprocessingGroup" xmlns:wpi="http://schemas.microsoft.com/office/word/2010/wordprocessingInk" xmlns:wne="http://schemas.microsoft.com/office/word/2006/wordml" xmlns:wps="http://schemas.microsoft.com/office/word/2010/wordprocessingShape" mc:Ignorable="w14 w15 w16se w16cid w16 w16cex w16sdtdh wp14">
+<w:ftr xmlns:wpc="http://schemas.microsoft.com/office/word/2010/wordprocessingCanvas" xmlns:cx="http://schemas.microsoft.com/office/drawing/2014/chartex" xmlns:cx1="http://schemas.microsoft.com/office/drawing/2015/9/8/chartex" xmlns:cx2="http://schemas.microsoft.com/office/drawing/2015/10/21/chartex" xmlns:cx3="http://schemas.microsoft.com/office/drawing/2016/5/9/chartex" xmlns:cx4="http://schemas.microsoft.com/office/drawing/2016/5/10/chartex" xmlns:cx5="http://schemas.microsoft.com/office/drawing/2016/5/11/chartex" xmlns:cx6="http://schemas.microsoft.com/office/drawing/2016/5/12/chartex" xmlns:cx7="http://schemas.microsoft.com/office/drawing/2016/5/13/chartex" xmlns:cx8="http://schemas.microsoft.com/office/drawing/2016/5/14/chartex" xmlns:mc="http://schemas.openxmlformats.org/markup-compatibility/2006" xmlns:aink="http://schemas.microsoft.com/office/drawing/2016/ink" xmlns:am3d="http://schemas.microsoft.com/office/drawing/2017/model3d" xmlns:o="urn:schemas-microsoft-com:office:office" xmlns:oel="http://schemas.microsoft.com/office/2019/extlst" xmlns:r="http://schemas.openxmlformats.org/officeDocument/2006/relationships" xmlns:m="http://schemas.openxmlformats.org/officeDocument/2006/math" xmlns:v="urn:schemas-microsoft-com:vml" xmlns:wp14="http://schemas.microsoft.com/office/word/2010/wordprocessingDrawing" xmlns:wp="http://schemas.openxmlformats.org/drawingml/2006/wordprocessingDrawing" xmlns:w10="urn:schemas-microsoft-com:office:word" xmlns:w="http://schemas.openxmlformats.org/wordprocessingml/2006/main" xmlns:w14="http://schemas.microsoft.com/office/word/2010/wordml" xmlns:w15="http://schemas.microsoft.com/office/word/2012/wordml" xmlns:w16cex="http://schemas.microsoft.com/office/word/2018/wordml/cex" xmlns:w16cid="http://schemas.microsoft.com/office/word/2016/wordml/cid" xmlns:w16="http://schemas.microsoft.com/office/word/2018/wordml" xmlns:w16du="http://schemas.microsoft.com/office/word/2023/wordml/word16du" xmlns:w16sdtdh="http://schemas.microsoft.com/office/word/2020/wordml/sdtdatahash" xmlns:w16sdtfl="http://schemas.microsoft.com/office/word/2024/wordml/sdtformatlock" xmlns:w16se="http://schemas.microsoft.com/office/word/2015/wordml/symex" xmlns:wpg="http://schemas.microsoft.com/office/word/2010/wordprocessingGroup" xmlns:wpi="http://schemas.microsoft.com/office/word/2010/wordprocessingInk" xmlns:wne="http://schemas.microsoft.com/office/word/2006/wordml" xmlns:wps="http://schemas.microsoft.com/office/word/2010/wordprocessingShape" mc:Ignorable="w14 w15 w16se w16cid w16 w16cex w16sdtdh w16sdtfl w16du wp14">
   <w:tbl>
     <w:tblPr>
       <w:tblW w:w="5000" w:type="pct"/>
@@ -1270,7 +1447,7 @@
 </file>
 
 <file path=word/footer3.xml><?xml version="1.0" encoding="utf-8"?>
-<w:ftr xmlns:wpc="http://schemas.microsoft.com/office/word/2010/wordprocessingCanvas" xmlns:cx="http://schemas.microsoft.com/office/drawing/2014/chartex" xmlns:cx1="http://schemas.microsoft.com/office/drawing/2015/9/8/chartex" xmlns:cx2="http://schemas.microsoft.com/office/drawing/2015/10/21/chartex" xmlns:cx3="http://schemas.microsoft.com/office/drawing/2016/5/9/chartex" xmlns:cx4="http://schemas.microsoft.com/office/drawing/2016/5/10/chartex" xmlns:cx5="http://schemas.microsoft.com/office/drawing/2016/5/11/chartex" xmlns:cx6="http://schemas.microsoft.com/office/drawing/2016/5/12/chartex" xmlns:cx7="http://schemas.microsoft.com/office/drawing/2016/5/13/chartex" xmlns:cx8="http://schemas.microsoft.com/office/drawing/2016/5/14/chartex" xmlns:mc="http://schemas.openxmlformats.org/markup-compatibility/2006" xmlns:aink="http://schemas.microsoft.com/office/drawing/2016/ink" xmlns:am3d="http://schemas.microsoft.com/office/drawing/2017/model3d" xmlns:o="urn:schemas-microsoft-com:office:office" xmlns:r="http://schemas.openxmlformats.org/officeDocument/2006/relationships" xmlns:m="http://schemas.openxmlformats.org/officeDocument/2006/math" xmlns:v="urn:schemas-microsoft-com:vml" xmlns:wp14="http://schemas.microsoft.com/office/word/2010/wordprocessingDrawing" xmlns:wp="http://schemas.openxmlformats.org/drawingml/2006/wordprocessingDrawing" xmlns:w10="urn:schemas-microsoft-com:office:word" xmlns:w="http://schemas.openxmlformats.org/wordprocessingml/2006/main" xmlns:w14="http://schemas.microsoft.com/office/word/2010/wordml" xmlns:w15="http://schemas.microsoft.com/office/word/2012/wordml" xmlns:w16cex="http://schemas.microsoft.com/office/word/2018/wordml/cex" xmlns:w16cid="http://schemas.microsoft.com/office/word/2016/wordml/cid" xmlns:w16="http://schemas.microsoft.com/office/word/2018/wordml" xmlns:w16sdtdh="http://schemas.microsoft.com/office/word/2020/wordml/sdtdatahash" xmlns:w16se="http://schemas.microsoft.com/office/word/2015/wordml/symex" xmlns:wpg="http://schemas.microsoft.com/office/word/2010/wordprocessingGroup" xmlns:wpi="http://schemas.microsoft.com/office/word/2010/wordprocessingInk" xmlns:wne="http://schemas.microsoft.com/office/word/2006/wordml" xmlns:wps="http://schemas.microsoft.com/office/word/2010/wordprocessingShape" mc:Ignorable="w14 w15 w16se w16cid w16 w16cex w16sdtdh wp14">
+<w:ftr xmlns:wpc="http://schemas.microsoft.com/office/word/2010/wordprocessingCanvas" xmlns:cx="http://schemas.microsoft.com/office/drawing/2014/chartex" xmlns:cx1="http://schemas.microsoft.com/office/drawing/2015/9/8/chartex" xmlns:cx2="http://schemas.microsoft.com/office/drawing/2015/10/21/chartex" xmlns:cx3="http://schemas.microsoft.com/office/drawing/2016/5/9/chartex" xmlns:cx4="http://schemas.microsoft.com/office/drawing/2016/5/10/chartex" xmlns:cx5="http://schemas.microsoft.com/office/drawing/2016/5/11/chartex" xmlns:cx6="http://schemas.microsoft.com/office/drawing/2016/5/12/chartex" xmlns:cx7="http://schemas.microsoft.com/office/drawing/2016/5/13/chartex" xmlns:cx8="http://schemas.microsoft.com/office/drawing/2016/5/14/chartex" xmlns:mc="http://schemas.openxmlformats.org/markup-compatibility/2006" xmlns:aink="http://schemas.microsoft.com/office/drawing/2016/ink" xmlns:am3d="http://schemas.microsoft.com/office/drawing/2017/model3d" xmlns:o="urn:schemas-microsoft-com:office:office" xmlns:oel="http://schemas.microsoft.com/office/2019/extlst" xmlns:r="http://schemas.openxmlformats.org/officeDocument/2006/relationships" xmlns:m="http://schemas.openxmlformats.org/officeDocument/2006/math" xmlns:v="urn:schemas-microsoft-com:vml" xmlns:wp14="http://schemas.microsoft.com/office/word/2010/wordprocessingDrawing" xmlns:wp="http://schemas.openxmlformats.org/drawingml/2006/wordprocessingDrawing" xmlns:w10="urn:schemas-microsoft-com:office:word" xmlns:w="http://schemas.openxmlformats.org/wordprocessingml/2006/main" xmlns:w14="http://schemas.microsoft.com/office/word/2010/wordml" xmlns:w15="http://schemas.microsoft.com/office/word/2012/wordml" xmlns:w16cex="http://schemas.microsoft.com/office/word/2018/wordml/cex" xmlns:w16cid="http://schemas.microsoft.com/office/word/2016/wordml/cid" xmlns:w16="http://schemas.microsoft.com/office/word/2018/wordml" xmlns:w16du="http://schemas.microsoft.com/office/word/2023/wordml/word16du" xmlns:w16sdtdh="http://schemas.microsoft.com/office/word/2020/wordml/sdtdatahash" xmlns:w16sdtfl="http://schemas.microsoft.com/office/word/2024/wordml/sdtformatlock" xmlns:w16se="http://schemas.microsoft.com/office/word/2015/wordml/symex" xmlns:wpg="http://schemas.microsoft.com/office/word/2010/wordprocessingGroup" xmlns:wpi="http://schemas.microsoft.com/office/word/2010/wordprocessingInk" xmlns:wne="http://schemas.microsoft.com/office/word/2006/wordml" xmlns:wps="http://schemas.microsoft.com/office/word/2010/wordprocessingShape" mc:Ignorable="w14 w15 w16se w16cid w16 w16cex w16sdtdh w16sdtfl w16du wp14">
   <w:p>
     <w:pPr>
       <w:pStyle w:val="Piedepgina"/>
@@ -1280,7 +1457,7 @@
 </file>
 
 <file path=word/footnotes.xml><?xml version="1.0" encoding="utf-8"?>
-<w:footnotes xmlns:wpc="http://schemas.microsoft.com/office/word/2010/wordprocessingCanvas" xmlns:cx="http://schemas.microsoft.com/office/drawing/2014/chartex" xmlns:cx1="http://schemas.microsoft.com/office/drawing/2015/9/8/chartex" xmlns:cx2="http://schemas.microsoft.com/office/drawing/2015/10/21/chartex" xmlns:cx3="http://schemas.microsoft.com/office/drawing/2016/5/9/chartex" xmlns:cx4="http://schemas.microsoft.com/office/drawing/2016/5/10/chartex" xmlns:cx5="http://schemas.microsoft.com/office/drawing/2016/5/11/chartex" xmlns:cx6="http://schemas.microsoft.com/office/drawing/2016/5/12/chartex" xmlns:cx7="http://schemas.microsoft.com/office/drawing/2016/5/13/chartex" xmlns:cx8="http://schemas.microsoft.com/office/drawing/2016/5/14/chartex" xmlns:mc="http://schemas.openxmlformats.org/markup-compatibility/2006" xmlns:aink="http://schemas.microsoft.com/office/drawing/2016/ink" xmlns:am3d="http://schemas.microsoft.com/office/drawing/2017/model3d" xmlns:o="urn:schemas-microsoft-com:office:office" xmlns:r="http://schemas.openxmlformats.org/officeDocument/2006/relationships" xmlns:m="http://schemas.openxmlformats.org/officeDocument/2006/math" xmlns:v="urn:schemas-microsoft-com:vml" xmlns:wp14="http://schemas.microsoft.com/office/word/2010/wordprocessingDrawing" xmlns:wp="http://schemas.openxmlformats.org/drawingml/2006/wordprocessingDrawing" xmlns:w10="urn:schemas-microsoft-com:office:word" xmlns:w="http://schemas.openxmlformats.org/wordprocessingml/2006/main" xmlns:w14="http://schemas.microsoft.com/office/word/2010/wordml" xmlns:w15="http://schemas.microsoft.com/office/word/2012/wordml" xmlns:w16cex="http://schemas.microsoft.com/office/word/2018/wordml/cex" xmlns:w16cid="http://schemas.microsoft.com/office/word/2016/wordml/cid" xmlns:w16="http://schemas.microsoft.com/office/word/2018/wordml" xmlns:w16sdtdh="http://schemas.microsoft.com/office/word/2020/wordml/sdtdatahash" xmlns:w16se="http://schemas.microsoft.com/office/word/2015/wordml/symex" xmlns:wpg="http://schemas.microsoft.com/office/word/2010/wordprocessingGroup" xmlns:wpi="http://schemas.microsoft.com/office/word/2010/wordprocessingInk" xmlns:wne="http://schemas.microsoft.com/office/word/2006/wordml" xmlns:wps="http://schemas.microsoft.com/office/word/2010/wordprocessingShape" mc:Ignorable="w14 w15 w16se w16cid w16 w16cex w16sdtdh wp14">
+<w:footnotes xmlns:wpc="http://schemas.microsoft.com/office/word/2010/wordprocessingCanvas" xmlns:cx="http://schemas.microsoft.com/office/drawing/2014/chartex" xmlns:cx1="http://schemas.microsoft.com/office/drawing/2015/9/8/chartex" xmlns:cx2="http://schemas.microsoft.com/office/drawing/2015/10/21/chartex" xmlns:cx3="http://schemas.microsoft.com/office/drawing/2016/5/9/chartex" xmlns:cx4="http://schemas.microsoft.com/office/drawing/2016/5/10/chartex" xmlns:cx5="http://schemas.microsoft.com/office/drawing/2016/5/11/chartex" xmlns:cx6="http://schemas.microsoft.com/office/drawing/2016/5/12/chartex" xmlns:cx7="http://schemas.microsoft.com/office/drawing/2016/5/13/chartex" xmlns:cx8="http://schemas.microsoft.com/office/drawing/2016/5/14/chartex" xmlns:mc="http://schemas.openxmlformats.org/markup-compatibility/2006" xmlns:aink="http://schemas.microsoft.com/office/drawing/2016/ink" xmlns:am3d="http://schemas.microsoft.com/office/drawing/2017/model3d" xmlns:o="urn:schemas-microsoft-com:office:office" xmlns:oel="http://schemas.microsoft.com/office/2019/extlst" xmlns:r="http://schemas.openxmlformats.org/officeDocument/2006/relationships" xmlns:m="http://schemas.openxmlformats.org/officeDocument/2006/math" xmlns:v="urn:schemas-microsoft-com:vml" xmlns:wp14="http://schemas.microsoft.com/office/word/2010/wordprocessingDrawing" xmlns:wp="http://schemas.openxmlformats.org/drawingml/2006/wordprocessingDrawing" xmlns:w10="urn:schemas-microsoft-com:office:word" xmlns:w="http://schemas.openxmlformats.org/wordprocessingml/2006/main" xmlns:w14="http://schemas.microsoft.com/office/word/2010/wordml" xmlns:w15="http://schemas.microsoft.com/office/word/2012/wordml" xmlns:w16cex="http://schemas.microsoft.com/office/word/2018/wordml/cex" xmlns:w16cid="http://schemas.microsoft.com/office/word/2016/wordml/cid" xmlns:w16="http://schemas.microsoft.com/office/word/2018/wordml" xmlns:w16du="http://schemas.microsoft.com/office/word/2023/wordml/word16du" xmlns:w16sdtdh="http://schemas.microsoft.com/office/word/2020/wordml/sdtdatahash" xmlns:w16sdtfl="http://schemas.microsoft.com/office/word/2024/wordml/sdtformatlock" xmlns:w16se="http://schemas.microsoft.com/office/word/2015/wordml/symex" xmlns:wpg="http://schemas.microsoft.com/office/word/2010/wordprocessingGroup" xmlns:wpi="http://schemas.microsoft.com/office/word/2010/wordprocessingInk" xmlns:wne="http://schemas.microsoft.com/office/word/2006/wordml" xmlns:wps="http://schemas.microsoft.com/office/word/2010/wordprocessingShape" mc:Ignorable="w14 w15 w16se w16cid w16 w16cex w16sdtdh w16sdtfl w16du wp14">
   <w:footnote w:type="separator" w:id="-1">
     <w:p>
       <w:pPr>
@@ -1305,7 +1482,7 @@
 </file>
 
 <file path=word/header1.xml><?xml version="1.0" encoding="utf-8"?>
-<w:hdr xmlns:wpc="http://schemas.microsoft.com/office/word/2010/wordprocessingCanvas" xmlns:cx="http://schemas.microsoft.com/office/drawing/2014/chartex" xmlns:cx1="http://schemas.microsoft.com/office/drawing/2015/9/8/chartex" xmlns:cx2="http://schemas.microsoft.com/office/drawing/2015/10/21/chartex" xmlns:cx3="http://schemas.microsoft.com/office/drawing/2016/5/9/chartex" xmlns:cx4="http://schemas.microsoft.com/office/drawing/2016/5/10/chartex" xmlns:cx5="http://schemas.microsoft.com/office/drawing/2016/5/11/chartex" xmlns:cx6="http://schemas.microsoft.com/office/drawing/2016/5/12/chartex" xmlns:cx7="http://schemas.microsoft.com/office/drawing/2016/5/13/chartex" xmlns:cx8="http://schemas.microsoft.com/office/drawing/2016/5/14/chartex" xmlns:mc="http://schemas.openxmlformats.org/markup-compatibility/2006" xmlns:aink="http://schemas.microsoft.com/office/drawing/2016/ink" xmlns:am3d="http://schemas.microsoft.com/office/drawing/2017/model3d" xmlns:o="urn:schemas-microsoft-com:office:office" xmlns:r="http://schemas.openxmlformats.org/officeDocument/2006/relationships" xmlns:m="http://schemas.openxmlformats.org/officeDocument/2006/math" xmlns:v="urn:schemas-microsoft-com:vml" xmlns:wp14="http://schemas.microsoft.com/office/word/2010/wordprocessingDrawing" xmlns:wp="http://schemas.openxmlformats.org/drawingml/2006/wordprocessingDrawing" xmlns:w10="urn:schemas-microsoft-com:office:word" xmlns:w="http://schemas.openxmlformats.org/wordprocessingml/2006/main" xmlns:w14="http://schemas.microsoft.com/office/word/2010/wordml" xmlns:w15="http://schemas.microsoft.com/office/word/2012/wordml" xmlns:w16cex="http://schemas.microsoft.com/office/word/2018/wordml/cex" xmlns:w16cid="http://schemas.microsoft.com/office/word/2016/wordml/cid" xmlns:w16="http://schemas.microsoft.com/office/word/2018/wordml" xmlns:w16sdtdh="http://schemas.microsoft.com/office/word/2020/wordml/sdtdatahash" xmlns:w16se="http://schemas.microsoft.com/office/word/2015/wordml/symex" xmlns:wpg="http://schemas.microsoft.com/office/word/2010/wordprocessingGroup" xmlns:wpi="http://schemas.microsoft.com/office/word/2010/wordprocessingInk" xmlns:wne="http://schemas.microsoft.com/office/word/2006/wordml" xmlns:wps="http://schemas.microsoft.com/office/word/2010/wordprocessingShape" mc:Ignorable="w14 w15 w16se w16cid w16 w16cex w16sdtdh wp14">
+<w:hdr xmlns:wpc="http://schemas.microsoft.com/office/word/2010/wordprocessingCanvas" xmlns:cx="http://schemas.microsoft.com/office/drawing/2014/chartex" xmlns:cx1="http://schemas.microsoft.com/office/drawing/2015/9/8/chartex" xmlns:cx2="http://schemas.microsoft.com/office/drawing/2015/10/21/chartex" xmlns:cx3="http://schemas.microsoft.com/office/drawing/2016/5/9/chartex" xmlns:cx4="http://schemas.microsoft.com/office/drawing/2016/5/10/chartex" xmlns:cx5="http://schemas.microsoft.com/office/drawing/2016/5/11/chartex" xmlns:cx6="http://schemas.microsoft.com/office/drawing/2016/5/12/chartex" xmlns:cx7="http://schemas.microsoft.com/office/drawing/2016/5/13/chartex" xmlns:cx8="http://schemas.microsoft.com/office/drawing/2016/5/14/chartex" xmlns:mc="http://schemas.openxmlformats.org/markup-compatibility/2006" xmlns:aink="http://schemas.microsoft.com/office/drawing/2016/ink" xmlns:am3d="http://schemas.microsoft.com/office/drawing/2017/model3d" xmlns:o="urn:schemas-microsoft-com:office:office" xmlns:oel="http://schemas.microsoft.com/office/2019/extlst" xmlns:r="http://schemas.openxmlformats.org/officeDocument/2006/relationships" xmlns:m="http://schemas.openxmlformats.org/officeDocument/2006/math" xmlns:v="urn:schemas-microsoft-com:vml" xmlns:wp14="http://schemas.microsoft.com/office/word/2010/wordprocessingDrawing" xmlns:wp="http://schemas.openxmlformats.org/drawingml/2006/wordprocessingDrawing" xmlns:w10="urn:schemas-microsoft-com:office:word" xmlns:w="http://schemas.openxmlformats.org/wordprocessingml/2006/main" xmlns:w14="http://schemas.microsoft.com/office/word/2010/wordml" xmlns:w15="http://schemas.microsoft.com/office/word/2012/wordml" xmlns:w16cex="http://schemas.microsoft.com/office/word/2018/wordml/cex" xmlns:w16cid="http://schemas.microsoft.com/office/word/2016/wordml/cid" xmlns:w16="http://schemas.microsoft.com/office/word/2018/wordml" xmlns:w16du="http://schemas.microsoft.com/office/word/2023/wordml/word16du" xmlns:w16sdtdh="http://schemas.microsoft.com/office/word/2020/wordml/sdtdatahash" xmlns:w16sdtfl="http://schemas.microsoft.com/office/word/2024/wordml/sdtformatlock" xmlns:w16se="http://schemas.microsoft.com/office/word/2015/wordml/symex" xmlns:wpg="http://schemas.microsoft.com/office/word/2010/wordprocessingGroup" xmlns:wpi="http://schemas.microsoft.com/office/word/2010/wordprocessingInk" xmlns:wne="http://schemas.microsoft.com/office/word/2006/wordml" xmlns:wps="http://schemas.microsoft.com/office/word/2010/wordprocessingShape" mc:Ignorable="w14 w15 w16se w16cid w16 w16cex w16sdtdh w16sdtfl w16du wp14">
   <w:p>
     <w:pPr>
       <w:pStyle w:val="Encabezado"/>
@@ -1351,7 +1528,7 @@
 </file>
 
 <file path=word/header2.xml><?xml version="1.0" encoding="utf-8"?>
-<w:hdr xmlns:wpc="http://schemas.microsoft.com/office/word/2010/wordprocessingCanvas" xmlns:cx="http://schemas.microsoft.com/office/drawing/2014/chartex" xmlns:cx1="http://schemas.microsoft.com/office/drawing/2015/9/8/chartex" xmlns:cx2="http://schemas.microsoft.com/office/drawing/2015/10/21/chartex" xmlns:cx3="http://schemas.microsoft.com/office/drawing/2016/5/9/chartex" xmlns:cx4="http://schemas.microsoft.com/office/drawing/2016/5/10/chartex" xmlns:cx5="http://schemas.microsoft.com/office/drawing/2016/5/11/chartex" xmlns:cx6="http://schemas.microsoft.com/office/drawing/2016/5/12/chartex" xmlns:cx7="http://schemas.microsoft.com/office/drawing/2016/5/13/chartex" xmlns:cx8="http://schemas.microsoft.com/office/drawing/2016/5/14/chartex" xmlns:mc="http://schemas.openxmlformats.org/markup-compatibility/2006" xmlns:aink="http://schemas.microsoft.com/office/drawing/2016/ink" xmlns:am3d="http://schemas.microsoft.com/office/drawing/2017/model3d" xmlns:o="urn:schemas-microsoft-com:office:office" xmlns:r="http://schemas.openxmlformats.org/officeDocument/2006/relationships" xmlns:m="http://schemas.openxmlformats.org/officeDocument/2006/math" xmlns:v="urn:schemas-microsoft-com:vml" xmlns:wp14="http://schemas.microsoft.com/office/word/2010/wordprocessingDrawing" xmlns:wp="http://schemas.openxmlformats.org/drawingml/2006/wordprocessingDrawing" xmlns:w10="urn:schemas-microsoft-com:office:word" xmlns:w="http://schemas.openxmlformats.org/wordprocessingml/2006/main" xmlns:w14="http://schemas.microsoft.com/office/word/2010/wordml" xmlns:w15="http://schemas.microsoft.com/office/word/2012/wordml" xmlns:w16cex="http://schemas.microsoft.com/office/word/2018/wordml/cex" xmlns:w16cid="http://schemas.microsoft.com/office/word/2016/wordml/cid" xmlns:w16="http://schemas.microsoft.com/office/word/2018/wordml" xmlns:w16sdtdh="http://schemas.microsoft.com/office/word/2020/wordml/sdtdatahash" xmlns:w16se="http://schemas.microsoft.com/office/word/2015/wordml/symex" xmlns:wpg="http://schemas.microsoft.com/office/word/2010/wordprocessingGroup" xmlns:wpi="http://schemas.microsoft.com/office/word/2010/wordprocessingInk" xmlns:wne="http://schemas.microsoft.com/office/word/2006/wordml" xmlns:wps="http://schemas.microsoft.com/office/word/2010/wordprocessingShape" mc:Ignorable="w14 w15 w16se w16cid w16 w16cex w16sdtdh wp14">
+<w:hdr xmlns:wpc="http://schemas.microsoft.com/office/word/2010/wordprocessingCanvas" xmlns:cx="http://schemas.microsoft.com/office/drawing/2014/chartex" xmlns:cx1="http://schemas.microsoft.com/office/drawing/2015/9/8/chartex" xmlns:cx2="http://schemas.microsoft.com/office/drawing/2015/10/21/chartex" xmlns:cx3="http://schemas.microsoft.com/office/drawing/2016/5/9/chartex" xmlns:cx4="http://schemas.microsoft.com/office/drawing/2016/5/10/chartex" xmlns:cx5="http://schemas.microsoft.com/office/drawing/2016/5/11/chartex" xmlns:cx6="http://schemas.microsoft.com/office/drawing/2016/5/12/chartex" xmlns:cx7="http://schemas.microsoft.com/office/drawing/2016/5/13/chartex" xmlns:cx8="http://schemas.microsoft.com/office/drawing/2016/5/14/chartex" xmlns:mc="http://schemas.openxmlformats.org/markup-compatibility/2006" xmlns:aink="http://schemas.microsoft.com/office/drawing/2016/ink" xmlns:am3d="http://schemas.microsoft.com/office/drawing/2017/model3d" xmlns:o="urn:schemas-microsoft-com:office:office" xmlns:oel="http://schemas.microsoft.com/office/2019/extlst" xmlns:r="http://schemas.openxmlformats.org/officeDocument/2006/relationships" xmlns:m="http://schemas.openxmlformats.org/officeDocument/2006/math" xmlns:v="urn:schemas-microsoft-com:vml" xmlns:wp14="http://schemas.microsoft.com/office/word/2010/wordprocessingDrawing" xmlns:wp="http://schemas.openxmlformats.org/drawingml/2006/wordprocessingDrawing" xmlns:w10="urn:schemas-microsoft-com:office:word" xmlns:w="http://schemas.openxmlformats.org/wordprocessingml/2006/main" xmlns:w14="http://schemas.microsoft.com/office/word/2010/wordml" xmlns:w15="http://schemas.microsoft.com/office/word/2012/wordml" xmlns:w16cex="http://schemas.microsoft.com/office/word/2018/wordml/cex" xmlns:w16cid="http://schemas.microsoft.com/office/word/2016/wordml/cid" xmlns:w16="http://schemas.microsoft.com/office/word/2018/wordml" xmlns:w16du="http://schemas.microsoft.com/office/word/2023/wordml/word16du" xmlns:w16sdtdh="http://schemas.microsoft.com/office/word/2020/wordml/sdtdatahash" xmlns:w16sdtfl="http://schemas.microsoft.com/office/word/2024/wordml/sdtformatlock" xmlns:w16se="http://schemas.microsoft.com/office/word/2015/wordml/symex" xmlns:wpg="http://schemas.microsoft.com/office/word/2010/wordprocessingGroup" xmlns:wpi="http://schemas.microsoft.com/office/word/2010/wordprocessingInk" xmlns:wne="http://schemas.microsoft.com/office/word/2006/wordml" xmlns:wps="http://schemas.microsoft.com/office/word/2010/wordprocessingShape" mc:Ignorable="w14 w15 w16se w16cid w16 w16cex w16sdtdh w16sdtfl w16du wp14">
   <w:p>
     <w:pPr>
       <w:pStyle w:val="Encabezado"/>
@@ -1562,7 +1739,7 @@
 </file>
 
 <file path=word/header3.xml><?xml version="1.0" encoding="utf-8"?>
-<w:hdr xmlns:wpc="http://schemas.microsoft.com/office/word/2010/wordprocessingCanvas" xmlns:cx="http://schemas.microsoft.com/office/drawing/2014/chartex" xmlns:cx1="http://schemas.microsoft.com/office/drawing/2015/9/8/chartex" xmlns:cx2="http://schemas.microsoft.com/office/drawing/2015/10/21/chartex" xmlns:cx3="http://schemas.microsoft.com/office/drawing/2016/5/9/chartex" xmlns:cx4="http://schemas.microsoft.com/office/drawing/2016/5/10/chartex" xmlns:cx5="http://schemas.microsoft.com/office/drawing/2016/5/11/chartex" xmlns:cx6="http://schemas.microsoft.com/office/drawing/2016/5/12/chartex" xmlns:cx7="http://schemas.microsoft.com/office/drawing/2016/5/13/chartex" xmlns:cx8="http://schemas.microsoft.com/office/drawing/2016/5/14/chartex" xmlns:mc="http://schemas.openxmlformats.org/markup-compatibility/2006" xmlns:aink="http://schemas.microsoft.com/office/drawing/2016/ink" xmlns:am3d="http://schemas.microsoft.com/office/drawing/2017/model3d" xmlns:o="urn:schemas-microsoft-com:office:office" xmlns:r="http://schemas.openxmlformats.org/officeDocument/2006/relationships" xmlns:m="http://schemas.openxmlformats.org/officeDocument/2006/math" xmlns:v="urn:schemas-microsoft-com:vml" xmlns:wp14="http://schemas.microsoft.com/office/word/2010/wordprocessingDrawing" xmlns:wp="http://schemas.openxmlformats.org/drawingml/2006/wordprocessingDrawing" xmlns:w10="urn:schemas-microsoft-com:office:word" xmlns:w="http://schemas.openxmlformats.org/wordprocessingml/2006/main" xmlns:w14="http://schemas.microsoft.com/office/word/2010/wordml" xmlns:w15="http://schemas.microsoft.com/office/word/2012/wordml" xmlns:w16cex="http://schemas.microsoft.com/office/word/2018/wordml/cex" xmlns:w16cid="http://schemas.microsoft.com/office/word/2016/wordml/cid" xmlns:w16="http://schemas.microsoft.com/office/word/2018/wordml" xmlns:w16sdtdh="http://schemas.microsoft.com/office/word/2020/wordml/sdtdatahash" xmlns:w16se="http://schemas.microsoft.com/office/word/2015/wordml/symex" xmlns:wpg="http://schemas.microsoft.com/office/word/2010/wordprocessingGroup" xmlns:wpi="http://schemas.microsoft.com/office/word/2010/wordprocessingInk" xmlns:wne="http://schemas.microsoft.com/office/word/2006/wordml" xmlns:wps="http://schemas.microsoft.com/office/word/2010/wordprocessingShape" mc:Ignorable="w14 w15 w16se w16cid w16 w16cex w16sdtdh wp14">
+<w:hdr xmlns:wpc="http://schemas.microsoft.com/office/word/2010/wordprocessingCanvas" xmlns:cx="http://schemas.microsoft.com/office/drawing/2014/chartex" xmlns:cx1="http://schemas.microsoft.com/office/drawing/2015/9/8/chartex" xmlns:cx2="http://schemas.microsoft.com/office/drawing/2015/10/21/chartex" xmlns:cx3="http://schemas.microsoft.com/office/drawing/2016/5/9/chartex" xmlns:cx4="http://schemas.microsoft.com/office/drawing/2016/5/10/chartex" xmlns:cx5="http://schemas.microsoft.com/office/drawing/2016/5/11/chartex" xmlns:cx6="http://schemas.microsoft.com/office/drawing/2016/5/12/chartex" xmlns:cx7="http://schemas.microsoft.com/office/drawing/2016/5/13/chartex" xmlns:cx8="http://schemas.microsoft.com/office/drawing/2016/5/14/chartex" xmlns:mc="http://schemas.openxmlformats.org/markup-compatibility/2006" xmlns:aink="http://schemas.microsoft.com/office/drawing/2016/ink" xmlns:am3d="http://schemas.microsoft.com/office/drawing/2017/model3d" xmlns:o="urn:schemas-microsoft-com:office:office" xmlns:oel="http://schemas.microsoft.com/office/2019/extlst" xmlns:r="http://schemas.openxmlformats.org/officeDocument/2006/relationships" xmlns:m="http://schemas.openxmlformats.org/officeDocument/2006/math" xmlns:v="urn:schemas-microsoft-com:vml" xmlns:wp14="http://schemas.microsoft.com/office/word/2010/wordprocessingDrawing" xmlns:wp="http://schemas.openxmlformats.org/drawingml/2006/wordprocessingDrawing" xmlns:w10="urn:schemas-microsoft-com:office:word" xmlns:w="http://schemas.openxmlformats.org/wordprocessingml/2006/main" xmlns:w14="http://schemas.microsoft.com/office/word/2010/wordml" xmlns:w15="http://schemas.microsoft.com/office/word/2012/wordml" xmlns:w16cex="http://schemas.microsoft.com/office/word/2018/wordml/cex" xmlns:w16cid="http://schemas.microsoft.com/office/word/2016/wordml/cid" xmlns:w16="http://schemas.microsoft.com/office/word/2018/wordml" xmlns:w16du="http://schemas.microsoft.com/office/word/2023/wordml/word16du" xmlns:w16sdtdh="http://schemas.microsoft.com/office/word/2020/wordml/sdtdatahash" xmlns:w16sdtfl="http://schemas.microsoft.com/office/word/2024/wordml/sdtformatlock" xmlns:w16se="http://schemas.microsoft.com/office/word/2015/wordml/symex" xmlns:wpg="http://schemas.microsoft.com/office/word/2010/wordprocessingGroup" xmlns:wpi="http://schemas.microsoft.com/office/word/2010/wordprocessingInk" xmlns:wne="http://schemas.microsoft.com/office/word/2006/wordml" xmlns:wps="http://schemas.microsoft.com/office/word/2010/wordprocessingShape" mc:Ignorable="w14 w15 w16se w16cid w16 w16cex w16sdtdh w16sdtfl w16du wp14">
   <w:p>
     <w:pPr>
       <w:pStyle w:val="Encabezado"/>
@@ -1608,7 +1785,7 @@
 </file>
 
 <file path=word/numbering.xml><?xml version="1.0" encoding="utf-8"?>
-<w:numbering xmlns:wpc="http://schemas.microsoft.com/office/word/2010/wordprocessingCanvas" xmlns:cx="http://schemas.microsoft.com/office/drawing/2014/chartex" xmlns:cx1="http://schemas.microsoft.com/office/drawing/2015/9/8/chartex" xmlns:cx2="http://schemas.microsoft.com/office/drawing/2015/10/21/chartex" xmlns:cx3="http://schemas.microsoft.com/office/drawing/2016/5/9/chartex" xmlns:cx4="http://schemas.microsoft.com/office/drawing/2016/5/10/chartex" xmlns:cx5="http://schemas.microsoft.com/office/drawing/2016/5/11/chartex" xmlns:cx6="http://schemas.microsoft.com/office/drawing/2016/5/12/chartex" xmlns:cx7="http://schemas.microsoft.com/office/drawing/2016/5/13/chartex" xmlns:cx8="http://schemas.microsoft.com/office/drawing/2016/5/14/chartex" xmlns:mc="http://schemas.openxmlformats.org/markup-compatibility/2006" xmlns:aink="http://schemas.microsoft.com/office/drawing/2016/ink" xmlns:am3d="http://schemas.microsoft.com/office/drawing/2017/model3d" xmlns:o="urn:schemas-microsoft-com:office:office" xmlns:r="http://schemas.openxmlformats.org/officeDocument/2006/relationships" xmlns:m="http://schemas.openxmlformats.org/officeDocument/2006/math" xmlns:v="urn:schemas-microsoft-com:vml" xmlns:wp14="http://schemas.microsoft.com/office/word/2010/wordprocessingDrawing" xmlns:wp="http://schemas.openxmlformats.org/drawingml/2006/wordprocessingDrawing" xmlns:w10="urn:schemas-microsoft-com:office:word" xmlns:w="http://schemas.openxmlformats.org/wordprocessingml/2006/main" xmlns:w14="http://schemas.microsoft.com/office/word/2010/wordml" xmlns:w15="http://schemas.microsoft.com/office/word/2012/wordml" xmlns:w16cex="http://schemas.microsoft.com/office/word/2018/wordml/cex" xmlns:w16cid="http://schemas.microsoft.com/office/word/2016/wordml/cid" xmlns:w16="http://schemas.microsoft.com/office/word/2018/wordml" xmlns:w16sdtdh="http://schemas.microsoft.com/office/word/2020/wordml/sdtdatahash" xmlns:w16se="http://schemas.microsoft.com/office/word/2015/wordml/symex" xmlns:wpg="http://schemas.microsoft.com/office/word/2010/wordprocessingGroup" xmlns:wpi="http://schemas.microsoft.com/office/word/2010/wordprocessingInk" xmlns:wne="http://schemas.microsoft.com/office/word/2006/wordml" xmlns:wps="http://schemas.microsoft.com/office/word/2010/wordprocessingShape" mc:Ignorable="w14 w15 w16se w16cid w16 w16cex w16sdtdh wp14">
+<w:numbering xmlns:wpc="http://schemas.microsoft.com/office/word/2010/wordprocessingCanvas" xmlns:cx="http://schemas.microsoft.com/office/drawing/2014/chartex" xmlns:cx1="http://schemas.microsoft.com/office/drawing/2015/9/8/chartex" xmlns:cx2="http://schemas.microsoft.com/office/drawing/2015/10/21/chartex" xmlns:cx3="http://schemas.microsoft.com/office/drawing/2016/5/9/chartex" xmlns:cx4="http://schemas.microsoft.com/office/drawing/2016/5/10/chartex" xmlns:cx5="http://schemas.microsoft.com/office/drawing/2016/5/11/chartex" xmlns:cx6="http://schemas.microsoft.com/office/drawing/2016/5/12/chartex" xmlns:cx7="http://schemas.microsoft.com/office/drawing/2016/5/13/chartex" xmlns:cx8="http://schemas.microsoft.com/office/drawing/2016/5/14/chartex" xmlns:mc="http://schemas.openxmlformats.org/markup-compatibility/2006" xmlns:aink="http://schemas.microsoft.com/office/drawing/2016/ink" xmlns:am3d="http://schemas.microsoft.com/office/drawing/2017/model3d" xmlns:o="urn:schemas-microsoft-com:office:office" xmlns:oel="http://schemas.microsoft.com/office/2019/extlst" xmlns:r="http://schemas.openxmlformats.org/officeDocument/2006/relationships" xmlns:m="http://schemas.openxmlformats.org/officeDocument/2006/math" xmlns:v="urn:schemas-microsoft-com:vml" xmlns:wp14="http://schemas.microsoft.com/office/word/2010/wordprocessingDrawing" xmlns:wp="http://schemas.openxmlformats.org/drawingml/2006/wordprocessingDrawing" xmlns:w10="urn:schemas-microsoft-com:office:word" xmlns:w="http://schemas.openxmlformats.org/wordprocessingml/2006/main" xmlns:w14="http://schemas.microsoft.com/office/word/2010/wordml" xmlns:w15="http://schemas.microsoft.com/office/word/2012/wordml" xmlns:w16cex="http://schemas.microsoft.com/office/word/2018/wordml/cex" xmlns:w16cid="http://schemas.microsoft.com/office/word/2016/wordml/cid" xmlns:w16="http://schemas.microsoft.com/office/word/2018/wordml" xmlns:w16du="http://schemas.microsoft.com/office/word/2023/wordml/word16du" xmlns:w16sdtdh="http://schemas.microsoft.com/office/word/2020/wordml/sdtdatahash" xmlns:w16sdtfl="http://schemas.microsoft.com/office/word/2024/wordml/sdtformatlock" xmlns:w16se="http://schemas.microsoft.com/office/word/2015/wordml/symex" xmlns:wpg="http://schemas.microsoft.com/office/word/2010/wordprocessingGroup" xmlns:wpi="http://schemas.microsoft.com/office/word/2010/wordprocessingInk" xmlns:wne="http://schemas.microsoft.com/office/word/2006/wordml" xmlns:wps="http://schemas.microsoft.com/office/word/2010/wordprocessingShape" mc:Ignorable="w14 w15 w16se w16cid w16 w16cex w16sdtdh w16sdtfl w16du wp14">
   <w:abstractNum w:abstractNumId="0" w15:restartNumberingAfterBreak="0">
     <w:nsid w:val="36727A38"/>
     <w:multiLevelType w:val="multilevel"/>
@@ -1759,6 +1936,119 @@
     </w:lvl>
   </w:abstractNum>
   <w:abstractNum w:abstractNumId="1" w15:restartNumberingAfterBreak="0">
+    <w:nsid w:val="6E8B16C1"/>
+    <w:multiLevelType w:val="hybridMultilevel"/>
+    <w:tmpl w:val="632AB206"/>
+    <w:lvl w:ilvl="0" w:tplc="080A0001">
+      <w:start w:val="1"/>
+      <w:numFmt w:val="bullet"/>
+      <w:lvlText w:val=""/>
+      <w:lvlJc w:val="left"/>
+      <w:pPr>
+        <w:ind w:left="720" w:hanging="360"/>
+      </w:pPr>
+      <w:rPr>
+        <w:rFonts w:ascii="Symbol" w:hAnsi="Symbol" w:hint="default"/>
+      </w:rPr>
+    </w:lvl>
+    <w:lvl w:ilvl="1" w:tplc="080A0003">
+      <w:start w:val="1"/>
+      <w:numFmt w:val="bullet"/>
+      <w:lvlText w:val="o"/>
+      <w:lvlJc w:val="left"/>
+      <w:pPr>
+        <w:ind w:left="1440" w:hanging="360"/>
+      </w:pPr>
+      <w:rPr>
+        <w:rFonts w:ascii="Courier New" w:hAnsi="Courier New" w:cs="Courier New" w:hint="default"/>
+      </w:rPr>
+    </w:lvl>
+    <w:lvl w:ilvl="2" w:tplc="080A0005">
+      <w:start w:val="1"/>
+      <w:numFmt w:val="bullet"/>
+      <w:lvlText w:val=""/>
+      <w:lvlJc w:val="left"/>
+      <w:pPr>
+        <w:ind w:left="2160" w:hanging="360"/>
+      </w:pPr>
+      <w:rPr>
+        <w:rFonts w:ascii="Wingdings" w:hAnsi="Wingdings" w:hint="default"/>
+      </w:rPr>
+    </w:lvl>
+    <w:lvl w:ilvl="3" w:tplc="080A0001">
+      <w:start w:val="1"/>
+      <w:numFmt w:val="bullet"/>
+      <w:lvlText w:val=""/>
+      <w:lvlJc w:val="left"/>
+      <w:pPr>
+        <w:ind w:left="2880" w:hanging="360"/>
+      </w:pPr>
+      <w:rPr>
+        <w:rFonts w:ascii="Symbol" w:hAnsi="Symbol" w:hint="default"/>
+      </w:rPr>
+    </w:lvl>
+    <w:lvl w:ilvl="4" w:tplc="080A0003">
+      <w:start w:val="1"/>
+      <w:numFmt w:val="bullet"/>
+      <w:lvlText w:val="o"/>
+      <w:lvlJc w:val="left"/>
+      <w:pPr>
+        <w:ind w:left="3600" w:hanging="360"/>
+      </w:pPr>
+      <w:rPr>
+        <w:rFonts w:ascii="Courier New" w:hAnsi="Courier New" w:cs="Courier New" w:hint="default"/>
+      </w:rPr>
+    </w:lvl>
+    <w:lvl w:ilvl="5" w:tplc="080A0005">
+      <w:start w:val="1"/>
+      <w:numFmt w:val="bullet"/>
+      <w:lvlText w:val=""/>
+      <w:lvlJc w:val="left"/>
+      <w:pPr>
+        <w:ind w:left="4320" w:hanging="360"/>
+      </w:pPr>
+      <w:rPr>
+        <w:rFonts w:ascii="Wingdings" w:hAnsi="Wingdings" w:hint="default"/>
+      </w:rPr>
+    </w:lvl>
+    <w:lvl w:ilvl="6" w:tplc="080A0001">
+      <w:start w:val="1"/>
+      <w:numFmt w:val="bullet"/>
+      <w:lvlText w:val=""/>
+      <w:lvlJc w:val="left"/>
+      <w:pPr>
+        <w:ind w:left="5040" w:hanging="360"/>
+      </w:pPr>
+      <w:rPr>
+        <w:rFonts w:ascii="Symbol" w:hAnsi="Symbol" w:hint="default"/>
+      </w:rPr>
+    </w:lvl>
+    <w:lvl w:ilvl="7" w:tplc="080A0003">
+      <w:start w:val="1"/>
+      <w:numFmt w:val="bullet"/>
+      <w:lvlText w:val="o"/>
+      <w:lvlJc w:val="left"/>
+      <w:pPr>
+        <w:ind w:left="5760" w:hanging="360"/>
+      </w:pPr>
+      <w:rPr>
+        <w:rFonts w:ascii="Courier New" w:hAnsi="Courier New" w:cs="Courier New" w:hint="default"/>
+      </w:rPr>
+    </w:lvl>
+    <w:lvl w:ilvl="8" w:tplc="080A0005">
+      <w:start w:val="1"/>
+      <w:numFmt w:val="bullet"/>
+      <w:lvlText w:val=""/>
+      <w:lvlJc w:val="left"/>
+      <w:pPr>
+        <w:ind w:left="6480" w:hanging="360"/>
+      </w:pPr>
+      <w:rPr>
+        <w:rFonts w:ascii="Wingdings" w:hAnsi="Wingdings" w:hint="default"/>
+      </w:rPr>
+    </w:lvl>
+  </w:abstractNum>
+  <w:abstractNum w:abstractNumId="2" w15:restartNumberingAfterBreak="0">
     <w:nsid w:val="7D916A3B"/>
     <w:multiLevelType w:val="multilevel"/>
     <w:tmpl w:val="484E560A"/>
@@ -1907,17 +2197,29 @@
       </w:rPr>
     </w:lvl>
   </w:abstractNum>
-  <w:num w:numId="1">
+  <w:num w:numId="1" w16cid:durableId="928394902">
     <w:abstractNumId w:val="0"/>
   </w:num>
-  <w:num w:numId="2">
+  <w:num w:numId="2" w16cid:durableId="199056787">
+    <w:abstractNumId w:val="2"/>
+  </w:num>
+  <w:num w:numId="3" w16cid:durableId="1159005874">
     <w:abstractNumId w:val="1"/>
+    <w:lvlOverride w:ilvl="0"/>
+    <w:lvlOverride w:ilvl="1"/>
+    <w:lvlOverride w:ilvl="2"/>
+    <w:lvlOverride w:ilvl="3"/>
+    <w:lvlOverride w:ilvl="4"/>
+    <w:lvlOverride w:ilvl="5"/>
+    <w:lvlOverride w:ilvl="6"/>
+    <w:lvlOverride w:ilvl="7"/>
+    <w:lvlOverride w:ilvl="8"/>
   </w:num>
 </w:numbering>
 </file>
 
 <file path=word/styles.xml><?xml version="1.0" encoding="utf-8"?>
-<w:styles xmlns:mc="http://schemas.openxmlformats.org/markup-compatibility/2006" xmlns:r="http://schemas.openxmlformats.org/officeDocument/2006/relationships" xmlns:w="http://schemas.openxmlformats.org/wordprocessingml/2006/main" xmlns:w14="http://schemas.microsoft.com/office/word/2010/wordml" xmlns:w15="http://schemas.microsoft.com/office/word/2012/wordml" xmlns:w16cex="http://schemas.microsoft.com/office/word/2018/wordml/cex" xmlns:w16cid="http://schemas.microsoft.com/office/word/2016/wordml/cid" xmlns:w16="http://schemas.microsoft.com/office/word/2018/wordml" xmlns:w16sdtdh="http://schemas.microsoft.com/office/word/2020/wordml/sdtdatahash" xmlns:w16se="http://schemas.microsoft.com/office/word/2015/wordml/symex" mc:Ignorable="w14 w15 w16se w16cid w16 w16cex w16sdtdh">
+<w:styles xmlns:mc="http://schemas.openxmlformats.org/markup-compatibility/2006" xmlns:r="http://schemas.openxmlformats.org/officeDocument/2006/relationships" xmlns:w="http://schemas.openxmlformats.org/wordprocessingml/2006/main" xmlns:w14="http://schemas.microsoft.com/office/word/2010/wordml" xmlns:w15="http://schemas.microsoft.com/office/word/2012/wordml" xmlns:w16cex="http://schemas.microsoft.com/office/word/2018/wordml/cex" xmlns:w16cid="http://schemas.microsoft.com/office/word/2016/wordml/cid" xmlns:w16="http://schemas.microsoft.com/office/word/2018/wordml" xmlns:w16du="http://schemas.microsoft.com/office/word/2023/wordml/word16du" xmlns:w16sdtdh="http://schemas.microsoft.com/office/word/2020/wordml/sdtdatahash" xmlns:w16sdtfl="http://schemas.microsoft.com/office/word/2024/wordml/sdtformatlock" xmlns:w16se="http://schemas.microsoft.com/office/word/2015/wordml/symex" mc:Ignorable="w14 w15 w16se w16cid w16 w16cex w16sdtdh w16sdtfl w16du">
   <w:docDefaults>
     <w:rPrDefault>
       <w:rPr>
@@ -2522,7 +2824,6 @@
   <w:style w:type="character" w:default="1" w:styleId="Fuentedeprrafopredeter">
     <w:name w:val="Default Paragraph Font"/>
     <w:uiPriority w:val="1"/>
-    <w:semiHidden/>
     <w:unhideWhenUsed/>
   </w:style>
   <w:style w:type="table" w:default="1" w:styleId="Tablanormal">
@@ -2859,7 +3160,7 @@
       <w:szCs w:val="18"/>
     </w:rPr>
   </w:style>
-  <w:style w:type="character" w:styleId="Textoennegrita">
+  <w:style w:type="character" w:styleId="Fuerte">
     <w:name w:val="Strong"/>
     <w:basedOn w:val="Fuentedeprrafopredeter"/>
     <w:uiPriority w:val="22"/>
@@ -3008,7 +3309,7 @@
 </file>
 
 <file path=word/glossary/document.xml><?xml version="1.0" encoding="utf-8"?>
-<w:glossaryDocument xmlns:wpc="http://schemas.microsoft.com/office/word/2010/wordprocessingCanvas" xmlns:cx="http://schemas.microsoft.com/office/drawing/2014/chartex" xmlns:cx1="http://schemas.microsoft.com/office/drawing/2015/9/8/chartex" xmlns:cx2="http://schemas.microsoft.com/office/drawing/2015/10/21/chartex" xmlns:cx3="http://schemas.microsoft.com/office/drawing/2016/5/9/chartex" xmlns:cx4="http://schemas.microsoft.com/office/drawing/2016/5/10/chartex" xmlns:cx5="http://schemas.microsoft.com/office/drawing/2016/5/11/chartex" xmlns:cx6="http://schemas.microsoft.com/office/drawing/2016/5/12/chartex" xmlns:cx7="http://schemas.microsoft.com/office/drawing/2016/5/13/chartex" xmlns:cx8="http://schemas.microsoft.com/office/drawing/2016/5/14/chartex" xmlns:mc="http://schemas.openxmlformats.org/markup-compatibility/2006" xmlns:aink="http://schemas.microsoft.com/office/drawing/2016/ink" xmlns:am3d="http://schemas.microsoft.com/office/drawing/2017/model3d" xmlns:o="urn:schemas-microsoft-com:office:office" xmlns:r="http://schemas.openxmlformats.org/officeDocument/2006/relationships" xmlns:m="http://schemas.openxmlformats.org/officeDocument/2006/math" xmlns:v="urn:schemas-microsoft-com:vml" xmlns:wp14="http://schemas.microsoft.com/office/word/2010/wordprocessingDrawing" xmlns:wp="http://schemas.openxmlformats.org/drawingml/2006/wordprocessingDrawing" xmlns:w10="urn:schemas-microsoft-com:office:word" xmlns:w="http://schemas.openxmlformats.org/wordprocessingml/2006/main" xmlns:w14="http://schemas.microsoft.com/office/word/2010/wordml" xmlns:w15="http://schemas.microsoft.com/office/word/2012/wordml" xmlns:w16cex="http://schemas.microsoft.com/office/word/2018/wordml/cex" xmlns:w16cid="http://schemas.microsoft.com/office/word/2016/wordml/cid" xmlns:w16="http://schemas.microsoft.com/office/word/2018/wordml" xmlns:w16sdtdh="http://schemas.microsoft.com/office/word/2020/wordml/sdtdatahash" xmlns:w16se="http://schemas.microsoft.com/office/word/2015/wordml/symex" xmlns:wpg="http://schemas.microsoft.com/office/word/2010/wordprocessingGroup" xmlns:wpi="http://schemas.microsoft.com/office/word/2010/wordprocessingInk" xmlns:wne="http://schemas.microsoft.com/office/word/2006/wordml" xmlns:wps="http://schemas.microsoft.com/office/word/2010/wordprocessingShape" mc:Ignorable="w14 w15 w16se w16cid w16 w16cex w16sdtdh wp14">
+<w:glossaryDocument xmlns:wpc="http://schemas.microsoft.com/office/word/2010/wordprocessingCanvas" xmlns:cx="http://schemas.microsoft.com/office/drawing/2014/chartex" xmlns:cx1="http://schemas.microsoft.com/office/drawing/2015/9/8/chartex" xmlns:cx2="http://schemas.microsoft.com/office/drawing/2015/10/21/chartex" xmlns:cx3="http://schemas.microsoft.com/office/drawing/2016/5/9/chartex" xmlns:cx4="http://schemas.microsoft.com/office/drawing/2016/5/10/chartex" xmlns:cx5="http://schemas.microsoft.com/office/drawing/2016/5/11/chartex" xmlns:cx6="http://schemas.microsoft.com/office/drawing/2016/5/12/chartex" xmlns:cx7="http://schemas.microsoft.com/office/drawing/2016/5/13/chartex" xmlns:cx8="http://schemas.microsoft.com/office/drawing/2016/5/14/chartex" xmlns:mc="http://schemas.openxmlformats.org/markup-compatibility/2006" xmlns:aink="http://schemas.microsoft.com/office/drawing/2016/ink" xmlns:am3d="http://schemas.microsoft.com/office/drawing/2017/model3d" xmlns:o="urn:schemas-microsoft-com:office:office" xmlns:oel="http://schemas.microsoft.com/office/2019/extlst" xmlns:r="http://schemas.openxmlformats.org/officeDocument/2006/relationships" xmlns:m="http://schemas.openxmlformats.org/officeDocument/2006/math" xmlns:v="urn:schemas-microsoft-com:vml" xmlns:wp14="http://schemas.microsoft.com/office/word/2010/wordprocessingDrawing" xmlns:wp="http://schemas.openxmlformats.org/drawingml/2006/wordprocessingDrawing" xmlns:w10="urn:schemas-microsoft-com:office:word" xmlns:w="http://schemas.openxmlformats.org/wordprocessingml/2006/main" xmlns:w14="http://schemas.microsoft.com/office/word/2010/wordml" xmlns:w15="http://schemas.microsoft.com/office/word/2012/wordml" xmlns:w16cex="http://schemas.microsoft.com/office/word/2018/wordml/cex" xmlns:w16cid="http://schemas.microsoft.com/office/word/2016/wordml/cid" xmlns:w16="http://schemas.microsoft.com/office/word/2018/wordml" xmlns:w16du="http://schemas.microsoft.com/office/word/2023/wordml/word16du" xmlns:w16sdtdh="http://schemas.microsoft.com/office/word/2020/wordml/sdtdatahash" xmlns:w16sdtfl="http://schemas.microsoft.com/office/word/2024/wordml/sdtformatlock" xmlns:w16se="http://schemas.microsoft.com/office/word/2015/wordml/symex" xmlns:wpg="http://schemas.microsoft.com/office/word/2010/wordprocessingGroup" xmlns:wpi="http://schemas.microsoft.com/office/word/2010/wordprocessingInk" xmlns:wne="http://schemas.microsoft.com/office/word/2006/wordml" xmlns:wps="http://schemas.microsoft.com/office/word/2010/wordprocessingShape" mc:Ignorable="w14 w15 w16se w16cid w16 w16cex w16sdtdh w16sdtfl w16du wp14">
   <w:docParts>
     <w:docPart>
       <w:docPartPr>
@@ -3046,7 +3347,7 @@
 </file>
 
 <file path=word/glossary/fontTable.xml><?xml version="1.0" encoding="utf-8"?>
-<w:fonts xmlns:mc="http://schemas.openxmlformats.org/markup-compatibility/2006" xmlns:r="http://schemas.openxmlformats.org/officeDocument/2006/relationships" xmlns:w="http://schemas.openxmlformats.org/wordprocessingml/2006/main" xmlns:w14="http://schemas.microsoft.com/office/word/2010/wordml" xmlns:w15="http://schemas.microsoft.com/office/word/2012/wordml" xmlns:w16cex="http://schemas.microsoft.com/office/word/2018/wordml/cex" xmlns:w16cid="http://schemas.microsoft.com/office/word/2016/wordml/cid" xmlns:w16="http://schemas.microsoft.com/office/word/2018/wordml" xmlns:w16sdtdh="http://schemas.microsoft.com/office/word/2020/wordml/sdtdatahash" xmlns:w16se="http://schemas.microsoft.com/office/word/2015/wordml/symex" mc:Ignorable="w14 w15 w16se w16cid w16 w16cex w16sdtdh">
+<w:fonts xmlns:mc="http://schemas.openxmlformats.org/markup-compatibility/2006" xmlns:r="http://schemas.openxmlformats.org/officeDocument/2006/relationships" xmlns:w="http://schemas.openxmlformats.org/wordprocessingml/2006/main" xmlns:w14="http://schemas.microsoft.com/office/word/2010/wordml" xmlns:w15="http://schemas.microsoft.com/office/word/2012/wordml" xmlns:w16cex="http://schemas.microsoft.com/office/word/2018/wordml/cex" xmlns:w16cid="http://schemas.microsoft.com/office/word/2016/wordml/cid" xmlns:w16="http://schemas.microsoft.com/office/word/2018/wordml" xmlns:w16du="http://schemas.microsoft.com/office/word/2023/wordml/word16du" xmlns:w16sdtdh="http://schemas.microsoft.com/office/word/2020/wordml/sdtdatahash" xmlns:w16sdtfl="http://schemas.microsoft.com/office/word/2024/wordml/sdtformatlock" xmlns:w16se="http://schemas.microsoft.com/office/word/2015/wordml/symex" mc:Ignorable="w14 w15 w16se w16cid w16 w16cex w16sdtdh w16sdtfl w16du">
   <w:font w:name="Symbol">
     <w:panose1 w:val="05050102010706020507"/>
     <w:charset w:val="02"/>
@@ -3076,38 +3377,22 @@
     <w:sig w:usb0="00000000" w:usb1="10000000" w:usb2="00000000" w:usb3="00000000" w:csb0="80000000" w:csb1="00000000"/>
   </w:font>
   <w:font w:name="Aptos">
-    <w:altName w:val="Calibri"/>
     <w:charset w:val="00"/>
     <w:family w:val="swiss"/>
     <w:pitch w:val="variable"/>
     <w:sig w:usb0="20000287" w:usb1="00000003" w:usb2="00000000" w:usb3="00000000" w:csb0="0000019F" w:csb1="00000000"/>
   </w:font>
   <w:font w:name="Aptos Display">
-    <w:altName w:val="Calibri"/>
     <w:charset w:val="00"/>
     <w:family w:val="swiss"/>
     <w:pitch w:val="variable"/>
     <w:sig w:usb0="20000287" w:usb1="00000003" w:usb2="00000000" w:usb3="00000000" w:csb0="0000019F" w:csb1="00000000"/>
   </w:font>
-  <w:font w:name="Calibri">
-    <w:panose1 w:val="020F0502020204030204"/>
-    <w:charset w:val="00"/>
-    <w:family w:val="swiss"/>
-    <w:pitch w:val="variable"/>
-    <w:sig w:usb0="E0002EFF" w:usb1="C000247B" w:usb2="00000009" w:usb3="00000000" w:csb0="000001FF" w:csb1="00000000"/>
-  </w:font>
-  <w:font w:name="Calibri Light">
-    <w:panose1 w:val="020F0302020204030204"/>
-    <w:charset w:val="00"/>
-    <w:family w:val="swiss"/>
-    <w:pitch w:val="variable"/>
-    <w:sig w:usb0="E0002AFF" w:usb1="C000247B" w:usb2="00000009" w:usb3="00000000" w:csb0="000001FF" w:csb1="00000000"/>
-  </w:font>
 </w:fonts>
 </file>
 
 <file path=word/glossary/settings.xml><?xml version="1.0" encoding="utf-8"?>
-<w:settings xmlns:mc="http://schemas.openxmlformats.org/markup-compatibility/2006" xmlns:o="urn:schemas-microsoft-com:office:office" xmlns:r="http://schemas.openxmlformats.org/officeDocument/2006/relationships" xmlns:m="http://schemas.openxmlformats.org/officeDocument/2006/math" xmlns:v="urn:schemas-microsoft-com:vml" xmlns:w10="urn:schemas-microsoft-com:office:word" xmlns:w="http://schemas.openxmlformats.org/wordprocessingml/2006/main" xmlns:w14="http://schemas.microsoft.com/office/word/2010/wordml" xmlns:w15="http://schemas.microsoft.com/office/word/2012/wordml" xmlns:w16cex="http://schemas.microsoft.com/office/word/2018/wordml/cex" xmlns:w16cid="http://schemas.microsoft.com/office/word/2016/wordml/cid" xmlns:w16="http://schemas.microsoft.com/office/word/2018/wordml" xmlns:w16sdtdh="http://schemas.microsoft.com/office/word/2020/wordml/sdtdatahash" xmlns:w16se="http://schemas.microsoft.com/office/word/2015/wordml/symex" xmlns:sl="http://schemas.openxmlformats.org/schemaLibrary/2006/main" mc:Ignorable="w14 w15 w16se w16cid w16 w16cex w16sdtdh">
+<w:settings xmlns:mc="http://schemas.openxmlformats.org/markup-compatibility/2006" xmlns:o="urn:schemas-microsoft-com:office:office" xmlns:r="http://schemas.openxmlformats.org/officeDocument/2006/relationships" xmlns:m="http://schemas.openxmlformats.org/officeDocument/2006/math" xmlns:v="urn:schemas-microsoft-com:vml" xmlns:w10="urn:schemas-microsoft-com:office:word" xmlns:w="http://schemas.openxmlformats.org/wordprocessingml/2006/main" xmlns:w14="http://schemas.microsoft.com/office/word/2010/wordml" xmlns:w15="http://schemas.microsoft.com/office/word/2012/wordml" xmlns:w16cex="http://schemas.microsoft.com/office/word/2018/wordml/cex" xmlns:w16cid="http://schemas.microsoft.com/office/word/2016/wordml/cid" xmlns:w16="http://schemas.microsoft.com/office/word/2018/wordml" xmlns:w16du="http://schemas.microsoft.com/office/word/2023/wordml/word16du" xmlns:w16sdtdh="http://schemas.microsoft.com/office/word/2020/wordml/sdtdatahash" xmlns:w16sdtfl="http://schemas.microsoft.com/office/word/2024/wordml/sdtformatlock" xmlns:w16se="http://schemas.microsoft.com/office/word/2015/wordml/symex" xmlns:sl="http://schemas.openxmlformats.org/schemaLibrary/2006/main" mc:Ignorable="w14 w15 w16se w16cid w16 w16cex w16sdtdh w16sdtfl w16du">
   <w:view w:val="normal"/>
   <w:defaultTabStop w:val="708"/>
   <w:hyphenationZone w:val="425"/>
@@ -3133,10 +3418,12 @@
     <w:rsid w:val="0079489E"/>
     <w:rsid w:val="00945542"/>
     <w:rsid w:val="00A22991"/>
+    <w:rsid w:val="00B90C4A"/>
     <w:rsid w:val="00B939EB"/>
     <w:rsid w:val="00BC45AF"/>
     <w:rsid w:val="00D42971"/>
     <w:rsid w:val="00FD6006"/>
+    <w:rsid w:val="00FF3954"/>
   </w:rsids>
   <m:mathPr>
     <m:mathFont m:val="Cambria Math"/>
@@ -3160,7 +3447,7 @@
 </file>
 
 <file path=word/glossary/styles.xml><?xml version="1.0" encoding="utf-8"?>
-<w:styles xmlns:mc="http://schemas.openxmlformats.org/markup-compatibility/2006" xmlns:r="http://schemas.openxmlformats.org/officeDocument/2006/relationships" xmlns:w="http://schemas.openxmlformats.org/wordprocessingml/2006/main" xmlns:w14="http://schemas.microsoft.com/office/word/2010/wordml" xmlns:w15="http://schemas.microsoft.com/office/word/2012/wordml" xmlns:w16cex="http://schemas.microsoft.com/office/word/2018/wordml/cex" xmlns:w16cid="http://schemas.microsoft.com/office/word/2016/wordml/cid" xmlns:w16="http://schemas.microsoft.com/office/word/2018/wordml" xmlns:w16sdtdh="http://schemas.microsoft.com/office/word/2020/wordml/sdtdatahash" xmlns:w16se="http://schemas.microsoft.com/office/word/2015/wordml/symex" mc:Ignorable="w14 w15 w16se w16cid w16 w16cex w16sdtdh">
+<w:styles xmlns:mc="http://schemas.openxmlformats.org/markup-compatibility/2006" xmlns:r="http://schemas.openxmlformats.org/officeDocument/2006/relationships" xmlns:w="http://schemas.openxmlformats.org/wordprocessingml/2006/main" xmlns:w14="http://schemas.microsoft.com/office/word/2010/wordml" xmlns:w15="http://schemas.microsoft.com/office/word/2012/wordml" xmlns:w16cex="http://schemas.microsoft.com/office/word/2018/wordml/cex" xmlns:w16cid="http://schemas.microsoft.com/office/word/2016/wordml/cid" xmlns:w16="http://schemas.microsoft.com/office/word/2018/wordml" xmlns:w16du="http://schemas.microsoft.com/office/word/2023/wordml/word16du" xmlns:w16sdtdh="http://schemas.microsoft.com/office/word/2020/wordml/sdtdatahash" xmlns:w16sdtfl="http://schemas.microsoft.com/office/word/2024/wordml/sdtformatlock" xmlns:w16se="http://schemas.microsoft.com/office/word/2015/wordml/symex" mc:Ignorable="w14 w15 w16se w16cid w16 w16cex w16sdtdh w16sdtfl w16du">
   <w:docDefaults>
     <w:rPrDefault>
       <w:rPr>
@@ -3595,7 +3882,7 @@
 </file>
 
 <file path=word/glossary/webSettings.xml><?xml version="1.0" encoding="utf-8"?>
-<w:webSettings xmlns:mc="http://schemas.openxmlformats.org/markup-compatibility/2006" xmlns:r="http://schemas.openxmlformats.org/officeDocument/2006/relationships" xmlns:w="http://schemas.openxmlformats.org/wordprocessingml/2006/main" xmlns:w14="http://schemas.microsoft.com/office/word/2010/wordml" xmlns:w15="http://schemas.microsoft.com/office/word/2012/wordml" xmlns:w16cex="http://schemas.microsoft.com/office/word/2018/wordml/cex" xmlns:w16cid="http://schemas.microsoft.com/office/word/2016/wordml/cid" xmlns:w16="http://schemas.microsoft.com/office/word/2018/wordml" xmlns:w16sdtdh="http://schemas.microsoft.com/office/word/2020/wordml/sdtdatahash" xmlns:w16se="http://schemas.microsoft.com/office/word/2015/wordml/symex" mc:Ignorable="w14 w15 w16se w16cid w16 w16cex w16sdtdh">
+<w:webSettings xmlns:mc="http://schemas.openxmlformats.org/markup-compatibility/2006" xmlns:r="http://schemas.openxmlformats.org/officeDocument/2006/relationships" xmlns:w="http://schemas.openxmlformats.org/wordprocessingml/2006/main" xmlns:w14="http://schemas.microsoft.com/office/word/2010/wordml" xmlns:w15="http://schemas.microsoft.com/office/word/2012/wordml" xmlns:w16cex="http://schemas.microsoft.com/office/word/2018/wordml/cex" xmlns:w16cid="http://schemas.microsoft.com/office/word/2016/wordml/cid" xmlns:w16="http://schemas.microsoft.com/office/word/2018/wordml" xmlns:w16du="http://schemas.microsoft.com/office/word/2023/wordml/word16du" xmlns:w16sdtdh="http://schemas.microsoft.com/office/word/2020/wordml/sdtdatahash" xmlns:w16sdtfl="http://schemas.microsoft.com/office/word/2024/wordml/sdtformatlock" xmlns:w16se="http://schemas.microsoft.com/office/word/2015/wordml/symex" mc:Ignorable="w14 w15 w16se w16cid w16 w16cex w16sdtdh w16sdtfl w16du">
   <w:optimizeForBrowser/>
   <w:allowPNG/>
 </w:webSettings>
